--- a/Semester 2/AIG200 - Capstone Project/Group Documentation/FinalReport.docx
+++ b/Semester 2/AIG200 - Capstone Project/Group Documentation/FinalReport.docx
@@ -279,6 +279,17 @@
               </mc:Fallback>
             </mc:AlternateContent>
           </w:r>
+        </w:p>
+        <w:p>
+          <w:pPr>
+            <w:rPr>
+              <w:rFonts w:asciiTheme="majorHAnsi" w:eastAsiaTheme="majorEastAsia" w:hAnsiTheme="majorHAnsi" w:cstheme="majorBidi"/>
+              <w:b/>
+              <w:bCs/>
+              <w:sz w:val="28"/>
+              <w:szCs w:val="28"/>
+            </w:rPr>
+          </w:pPr>
           <w:r>
             <w:rPr>
               <w:noProof/>
@@ -286,7 +297,7 @@
             <mc:AlternateContent>
               <mc:Choice Requires="wps">
                 <w:drawing>
-                  <wp:anchor distT="0" distB="0" distL="114300" distR="114300" simplePos="0" relativeHeight="251659264" behindDoc="0" locked="0" layoutInCell="1" allowOverlap="1" wp14:anchorId="78D1CCE5" wp14:editId="1A394E90">
+                  <wp:anchor distT="0" distB="0" distL="114300" distR="114300" simplePos="0" relativeHeight="251659264" behindDoc="0" locked="0" layoutInCell="1" allowOverlap="1" wp14:anchorId="78D1CCE5" wp14:editId="0A204923">
                     <wp:simplePos x="0" y="0"/>
                     <wp:positionH relativeFrom="page">
                       <wp:align>center</wp:align>
@@ -303,8 +314,8 @@
                         </wp:positionV>
                       </mc:Fallback>
                     </mc:AlternateContent>
-                    <wp:extent cx="7272000" cy="3638550"/>
-                    <wp:effectExtent l="0" t="0" r="0" b="6350"/>
+                    <wp:extent cx="7271385" cy="3638550"/>
+                    <wp:effectExtent l="0" t="0" r="0" b="0"/>
                     <wp:wrapSquare wrapText="bothSides"/>
                     <wp:docPr id="154" name="Text Box 163"/>
                     <wp:cNvGraphicFramePr/>
@@ -315,7 +326,7 @@
                           <wps:spPr>
                             <a:xfrm>
                               <a:off x="0" y="0"/>
-                              <a:ext cx="7272000" cy="3638550"/>
+                              <a:ext cx="7271385" cy="3638550"/>
                             </a:xfrm>
                             <a:prstGeom prst="rect">
                               <a:avLst/>
@@ -344,9 +355,9 @@
                             <w:txbxContent>
                               <w:p>
                                 <w:pPr>
+                                  <w:spacing w:after="0"/>
                                   <w:jc w:val="right"/>
                                   <w:rPr>
-                                    <w:smallCaps/>
                                     <w:color w:val="404040" w:themeColor="text1" w:themeTint="BF"/>
                                     <w:sz w:val="28"/>
                                     <w:szCs w:val="28"/>
@@ -377,6 +388,100 @@
                                   </w:sdtContent>
                                 </w:sdt>
                               </w:p>
+                              <w:p>
+                                <w:pPr>
+                                  <w:spacing w:after="0"/>
+                                  <w:jc w:val="right"/>
+                                  <w:rPr>
+                                    <w:smallCaps/>
+                                    <w:color w:val="404040" w:themeColor="text1" w:themeTint="BF"/>
+                                    <w:sz w:val="28"/>
+                                    <w:szCs w:val="28"/>
+                                  </w:rPr>
+                                </w:pPr>
+                                <w:r>
+                                  <w:rPr>
+                                    <w:smallCaps/>
+                                    <w:color w:val="404040" w:themeColor="text1" w:themeTint="BF"/>
+                                    <w:sz w:val="28"/>
+                                    <w:szCs w:val="28"/>
+                                  </w:rPr>
+                                  <w:t>AIG 200 Capstone project</w:t>
+                                </w:r>
+                              </w:p>
+                              <w:p>
+                                <w:pPr>
+                                  <w:spacing w:after="0"/>
+                                  <w:jc w:val="right"/>
+                                  <w:rPr>
+                                    <w:smallCaps/>
+                                    <w:color w:val="404040" w:themeColor="text1" w:themeTint="BF"/>
+                                    <w:sz w:val="28"/>
+                                    <w:szCs w:val="28"/>
+                                  </w:rPr>
+                                </w:pPr>
+                                <w:r>
+                                  <w:rPr>
+                                    <w:smallCaps/>
+                                    <w:color w:val="404040" w:themeColor="text1" w:themeTint="BF"/>
+                                    <w:sz w:val="28"/>
+                                    <w:szCs w:val="28"/>
+                                  </w:rPr>
+                                  <w:t xml:space="preserve">professor </w:t>
+                                </w:r>
+                                <w:proofErr w:type="spellStart"/>
+                                <w:r>
+                                  <w:rPr>
+                                    <w:smallCaps/>
+                                    <w:color w:val="404040" w:themeColor="text1" w:themeTint="BF"/>
+                                    <w:sz w:val="28"/>
+                                    <w:szCs w:val="28"/>
+                                  </w:rPr>
+                                  <w:t>amit</w:t>
+                                </w:r>
+                                <w:proofErr w:type="spellEnd"/>
+                                <w:r>
+                                  <w:rPr>
+                                    <w:smallCaps/>
+                                    <w:color w:val="404040" w:themeColor="text1" w:themeTint="BF"/>
+                                    <w:sz w:val="28"/>
+                                    <w:szCs w:val="28"/>
+                                  </w:rPr>
+                                  <w:t xml:space="preserve"> </w:t>
+                                </w:r>
+                                <w:proofErr w:type="spellStart"/>
+                                <w:r>
+                                  <w:rPr>
+                                    <w:smallCaps/>
+                                    <w:color w:val="404040" w:themeColor="text1" w:themeTint="BF"/>
+                                    <w:sz w:val="28"/>
+                                    <w:szCs w:val="28"/>
+                                  </w:rPr>
+                                  <w:t>maraj</w:t>
+                                </w:r>
+                                <w:proofErr w:type="spellEnd"/>
+                              </w:p>
+                              <w:p>
+                                <w:pPr>
+                                  <w:spacing w:after="0"/>
+                                  <w:jc w:val="right"/>
+                                  <w:rPr>
+                                    <w:smallCaps/>
+                                    <w:color w:val="404040" w:themeColor="text1" w:themeTint="BF"/>
+                                    <w:sz w:val="28"/>
+                                    <w:szCs w:val="28"/>
+                                  </w:rPr>
+                                </w:pPr>
+                                <w:r>
+                                  <w:rPr>
+                                    <w:smallCaps/>
+                                    <w:color w:val="404040" w:themeColor="text1" w:themeTint="BF"/>
+                                    <w:sz w:val="28"/>
+                                    <w:szCs w:val="28"/>
+                                  </w:rPr>
+                                  <w:t>August 7, 2025</w:t>
+                                </w:r>
+                              </w:p>
                             </w:txbxContent>
                           </wps:txbx>
                           <wps:bodyPr rot="0" spcFirstLastPara="0" vertOverflow="overflow" horzOverflow="overflow" vert="horz" wrap="square" lIns="1600200" tIns="0" rIns="685800" bIns="0" numCol="1" spcCol="0" rtlCol="0" fromWordArt="0" anchor="b" anchorCtr="0" forceAA="0" compatLnSpc="1">
@@ -392,7 +497,7 @@
                       <wp14:pctWidth>0</wp14:pctWidth>
                     </wp14:sizeRelH>
                     <wp14:sizeRelV relativeFrom="page">
-                      <wp14:pctHeight>36300</wp14:pctHeight>
+                      <wp14:pctHeight>0</wp14:pctHeight>
                     </wp14:sizeRelV>
                   </wp:anchor>
                 </w:drawing>
@@ -403,14 +508,14 @@
                     <v:stroke joinstyle="miter"/>
                     <v:path gradientshapeok="t" o:connecttype="rect"/>
                   </v:shapetype>
-                  <v:shape id="Text Box 163" o:spid="_x0000_s1026" type="#_x0000_t202" style="position:absolute;margin-left:0;margin-top:0;width:572.6pt;height:286.5pt;z-index:251659264;visibility:visible;mso-wrap-style:square;mso-width-percent:0;mso-height-percent:363;mso-top-percent:300;mso-wrap-distance-left:9pt;mso-wrap-distance-top:0;mso-wrap-distance-right:9pt;mso-wrap-distance-bottom:0;mso-position-horizontal:center;mso-position-horizontal-relative:page;mso-position-vertical-relative:page;mso-width-percent:0;mso-height-percent:363;mso-top-percent:300;mso-width-relative:page;mso-height-relative:page;v-text-anchor:bottom" o:gfxdata="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" filled="f" stroked="f" strokeweight=".5pt">
+                  <v:shape id="Text Box 163" o:spid="_x0000_s1026" type="#_x0000_t202" style="position:absolute;margin-left:0;margin-top:0;width:572.55pt;height:286.5pt;z-index:251659264;visibility:visible;mso-wrap-style:square;mso-width-percent:0;mso-height-percent:0;mso-top-percent:300;mso-wrap-distance-left:9pt;mso-wrap-distance-top:0;mso-wrap-distance-right:9pt;mso-wrap-distance-bottom:0;mso-position-horizontal:center;mso-position-horizontal-relative:page;mso-position-vertical-relative:page;mso-width-percent:0;mso-height-percent:0;mso-top-percent:300;mso-width-relative:page;mso-height-relative:page;v-text-anchor:bottom" o:gfxdata="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" filled="f" stroked="f" strokeweight=".5pt">
                     <v:textbox inset="126pt,0,54pt,0">
                       <w:txbxContent>
                         <w:p>
                           <w:pPr>
+                            <w:spacing w:after="0"/>
                             <w:jc w:val="right"/>
                             <w:rPr>
-                              <w:smallCaps/>
                               <w:color w:val="404040" w:themeColor="text1" w:themeTint="BF"/>
                               <w:sz w:val="28"/>
                               <w:szCs w:val="28"/>
@@ -441,6 +546,100 @@
                             </w:sdtContent>
                           </w:sdt>
                         </w:p>
+                        <w:p>
+                          <w:pPr>
+                            <w:spacing w:after="0"/>
+                            <w:jc w:val="right"/>
+                            <w:rPr>
+                              <w:smallCaps/>
+                              <w:color w:val="404040" w:themeColor="text1" w:themeTint="BF"/>
+                              <w:sz w:val="28"/>
+                              <w:szCs w:val="28"/>
+                            </w:rPr>
+                          </w:pPr>
+                          <w:r>
+                            <w:rPr>
+                              <w:smallCaps/>
+                              <w:color w:val="404040" w:themeColor="text1" w:themeTint="BF"/>
+                              <w:sz w:val="28"/>
+                              <w:szCs w:val="28"/>
+                            </w:rPr>
+                            <w:t>AIG 200 Capstone project</w:t>
+                          </w:r>
+                        </w:p>
+                        <w:p>
+                          <w:pPr>
+                            <w:spacing w:after="0"/>
+                            <w:jc w:val="right"/>
+                            <w:rPr>
+                              <w:smallCaps/>
+                              <w:color w:val="404040" w:themeColor="text1" w:themeTint="BF"/>
+                              <w:sz w:val="28"/>
+                              <w:szCs w:val="28"/>
+                            </w:rPr>
+                          </w:pPr>
+                          <w:r>
+                            <w:rPr>
+                              <w:smallCaps/>
+                              <w:color w:val="404040" w:themeColor="text1" w:themeTint="BF"/>
+                              <w:sz w:val="28"/>
+                              <w:szCs w:val="28"/>
+                            </w:rPr>
+                            <w:t xml:space="preserve">professor </w:t>
+                          </w:r>
+                          <w:proofErr w:type="spellStart"/>
+                          <w:r>
+                            <w:rPr>
+                              <w:smallCaps/>
+                              <w:color w:val="404040" w:themeColor="text1" w:themeTint="BF"/>
+                              <w:sz w:val="28"/>
+                              <w:szCs w:val="28"/>
+                            </w:rPr>
+                            <w:t>amit</w:t>
+                          </w:r>
+                          <w:proofErr w:type="spellEnd"/>
+                          <w:r>
+                            <w:rPr>
+                              <w:smallCaps/>
+                              <w:color w:val="404040" w:themeColor="text1" w:themeTint="BF"/>
+                              <w:sz w:val="28"/>
+                              <w:szCs w:val="28"/>
+                            </w:rPr>
+                            <w:t xml:space="preserve"> </w:t>
+                          </w:r>
+                          <w:proofErr w:type="spellStart"/>
+                          <w:r>
+                            <w:rPr>
+                              <w:smallCaps/>
+                              <w:color w:val="404040" w:themeColor="text1" w:themeTint="BF"/>
+                              <w:sz w:val="28"/>
+                              <w:szCs w:val="28"/>
+                            </w:rPr>
+                            <w:t>maraj</w:t>
+                          </w:r>
+                          <w:proofErr w:type="spellEnd"/>
+                        </w:p>
+                        <w:p>
+                          <w:pPr>
+                            <w:spacing w:after="0"/>
+                            <w:jc w:val="right"/>
+                            <w:rPr>
+                              <w:smallCaps/>
+                              <w:color w:val="404040" w:themeColor="text1" w:themeTint="BF"/>
+                              <w:sz w:val="28"/>
+                              <w:szCs w:val="28"/>
+                            </w:rPr>
+                          </w:pPr>
+                          <w:r>
+                            <w:rPr>
+                              <w:smallCaps/>
+                              <w:color w:val="404040" w:themeColor="text1" w:themeTint="BF"/>
+                              <w:sz w:val="28"/>
+                              <w:szCs w:val="28"/>
+                            </w:rPr>
+                            <w:t>August 7, 2025</w:t>
+                          </w:r>
+                        </w:p>
                       </w:txbxContent>
                     </v:textbox>
                     <w10:wrap type="square" anchorx="page" anchory="page"/>
@@ -449,29 +648,18 @@
               </mc:Fallback>
             </mc:AlternateContent>
           </w:r>
-        </w:p>
-        <w:p>
-          <w:pPr>
-            <w:rPr>
-              <w:rFonts w:asciiTheme="majorHAnsi" w:eastAsiaTheme="majorEastAsia" w:hAnsiTheme="majorHAnsi" w:cstheme="majorBidi"/>
-              <w:b/>
-              <w:bCs/>
-              <w:sz w:val="28"/>
-              <w:szCs w:val="28"/>
-            </w:rPr>
-          </w:pPr>
           <w:r>
             <w:rPr>
               <w:noProof/>
             </w:rPr>
             <w:drawing>
-              <wp:anchor distT="0" distB="0" distL="114300" distR="114300" simplePos="0" relativeHeight="251663360" behindDoc="0" locked="0" layoutInCell="1" allowOverlap="1" wp14:anchorId="1BAE348A" wp14:editId="7678ECF2">
+              <wp:anchor distT="0" distB="0" distL="114300" distR="114300" simplePos="0" relativeHeight="251663360" behindDoc="0" locked="0" layoutInCell="1" allowOverlap="1" wp14:anchorId="1BAE348A" wp14:editId="36E5174D">
                 <wp:simplePos x="0" y="0"/>
                 <wp:positionH relativeFrom="margin">
                   <wp:align>right</wp:align>
                 </wp:positionH>
                 <wp:positionV relativeFrom="paragraph">
-                  <wp:posOffset>3945255</wp:posOffset>
+                  <wp:posOffset>3411855</wp:posOffset>
                 </wp:positionV>
                 <wp:extent cx="2726871" cy="1060450"/>
                 <wp:effectExtent l="0" t="0" r="0" b="6350"/>
@@ -527,6 +715,7 @@
           <w:color w:val="auto"/>
         </w:rPr>
       </w:pPr>
+      <w:bookmarkStart w:id="0" w:name="_Toc205484863"/>
       <w:r>
         <w:rPr>
           <w:color w:val="auto"/>
@@ -534,6 +723,7 @@
         <w:lastRenderedPageBreak/>
         <w:t>Executive Summary</w:t>
       </w:r>
+      <w:bookmarkEnd w:id="0"/>
     </w:p>
     <w:p>
       <w:proofErr w:type="spellStart"/>
@@ -546,6 +736,9 @@
       </w:r>
     </w:p>
     <w:p>
+      <w:pPr>
+        <w:spacing w:after="0"/>
+      </w:pPr>
       <w:r>
         <w:t xml:space="preserve">Originally initiated with </w:t>
       </w:r>
@@ -598,149 +791,2853 @@
     </w:p>
     <w:p>
       <w:pPr>
+        <w:spacing w:after="0"/>
+      </w:pPr>
+    </w:p>
+    <w:sdt>
+      <w:sdtPr>
+        <w:rPr>
+          <w:rFonts w:asciiTheme="minorHAnsi" w:eastAsiaTheme="minorEastAsia" w:hAnsiTheme="minorHAnsi" w:cstheme="majorHAnsi"/>
+          <w:b w:val="0"/>
+          <w:bCs w:val="0"/>
+          <w:color w:val="auto"/>
+          <w:sz w:val="22"/>
+          <w:szCs w:val="22"/>
+        </w:rPr>
+        <w:id w:val="-1821101409"/>
+        <w:docPartObj>
+          <w:docPartGallery w:val="Table of Contents"/>
+          <w:docPartUnique/>
+        </w:docPartObj>
+      </w:sdtPr>
+      <w:sdtEndPr>
+        <w:rPr>
+          <w:rFonts w:cstheme="minorBidi"/>
+          <w:noProof/>
+        </w:rPr>
+      </w:sdtEndPr>
+      <w:sdtContent>
+        <w:p>
+          <w:pPr>
+            <w:pStyle w:val="TOCHeading"/>
+            <w:spacing w:before="0"/>
+            <w:rPr>
+              <w:rFonts w:cstheme="majorHAnsi"/>
+              <w:color w:val="auto"/>
+              <w:sz w:val="24"/>
+              <w:szCs w:val="24"/>
+            </w:rPr>
+          </w:pPr>
+          <w:r>
+            <w:rPr>
+              <w:rFonts w:cstheme="majorHAnsi"/>
+              <w:color w:val="auto"/>
+              <w:sz w:val="24"/>
+              <w:szCs w:val="24"/>
+            </w:rPr>
+            <w:t>Table of Contents</w:t>
+          </w:r>
+        </w:p>
+        <w:p>
+          <w:pPr>
+            <w:pStyle w:val="TOC1"/>
+            <w:tabs>
+              <w:tab w:val="right" w:leader="dot" w:pos="9350"/>
+            </w:tabs>
+            <w:rPr>
+              <w:noProof/>
+              <w:kern w:val="2"/>
+              <w:lang w:val="en-CA" w:eastAsia="en-CA"/>
+              <w14:ligatures w14:val="standardContextual"/>
+            </w:rPr>
+          </w:pPr>
+          <w:r>
+            <w:rPr>
+              <w:sz w:val="20"/>
+              <w:szCs w:val="20"/>
+            </w:rPr>
+            <w:fldChar w:fldCharType="begin"/>
+          </w:r>
+          <w:r>
+            <w:rPr>
+              <w:sz w:val="20"/>
+              <w:szCs w:val="20"/>
+            </w:rPr>
+            <w:instrText xml:space="preserve"> TOC \o "1-3" \h \z \u </w:instrText>
+          </w:r>
+          <w:r>
+            <w:rPr>
+              <w:sz w:val="20"/>
+              <w:szCs w:val="20"/>
+            </w:rPr>
+            <w:fldChar w:fldCharType="separate"/>
+          </w:r>
+          <w:hyperlink w:anchor="_Toc205484863" w:history="1">
+            <w:r>
+              <w:rPr>
+                <w:rStyle w:val="Hyperlink"/>
+                <w:noProof/>
+                <w:sz w:val="20"/>
+                <w:szCs w:val="20"/>
+              </w:rPr>
+              <w:t>Executive Summary</w:t>
+            </w:r>
+            <w:r>
+              <w:rPr>
+                <w:noProof/>
+                <w:webHidden/>
+                <w:sz w:val="20"/>
+                <w:szCs w:val="20"/>
+              </w:rPr>
+              <w:tab/>
+            </w:r>
+            <w:r>
+              <w:rPr>
+                <w:noProof/>
+                <w:webHidden/>
+                <w:sz w:val="20"/>
+                <w:szCs w:val="20"/>
+              </w:rPr>
+              <w:fldChar w:fldCharType="begin"/>
+            </w:r>
+            <w:r>
+              <w:rPr>
+                <w:noProof/>
+                <w:webHidden/>
+                <w:sz w:val="20"/>
+                <w:szCs w:val="20"/>
+              </w:rPr>
+              <w:instrText xml:space="preserve"> PAGEREF _Toc205484863 \h </w:instrText>
+            </w:r>
+            <w:r>
+              <w:rPr>
+                <w:noProof/>
+                <w:webHidden/>
+                <w:sz w:val="20"/>
+                <w:szCs w:val="20"/>
+              </w:rPr>
+            </w:r>
+            <w:r>
+              <w:rPr>
+                <w:noProof/>
+                <w:webHidden/>
+                <w:sz w:val="20"/>
+                <w:szCs w:val="20"/>
+              </w:rPr>
+              <w:fldChar w:fldCharType="separate"/>
+            </w:r>
+            <w:r>
+              <w:rPr>
+                <w:noProof/>
+                <w:webHidden/>
+                <w:sz w:val="20"/>
+                <w:szCs w:val="20"/>
+              </w:rPr>
+              <w:t>1</w:t>
+            </w:r>
+            <w:r>
+              <w:rPr>
+                <w:noProof/>
+                <w:webHidden/>
+                <w:sz w:val="20"/>
+                <w:szCs w:val="20"/>
+              </w:rPr>
+              <w:fldChar w:fldCharType="end"/>
+            </w:r>
+          </w:hyperlink>
+        </w:p>
+        <w:p>
+          <w:pPr>
+            <w:pStyle w:val="TOC1"/>
+            <w:tabs>
+              <w:tab w:val="right" w:leader="dot" w:pos="9350"/>
+            </w:tabs>
+            <w:rPr>
+              <w:noProof/>
+              <w:kern w:val="2"/>
+              <w:lang w:val="en-CA" w:eastAsia="en-CA"/>
+              <w14:ligatures w14:val="standardContextual"/>
+            </w:rPr>
+          </w:pPr>
+          <w:hyperlink w:anchor="_Toc205484864" w:history="1">
+            <w:r>
+              <w:rPr>
+                <w:rStyle w:val="Hyperlink"/>
+                <w:noProof/>
+                <w:sz w:val="20"/>
+                <w:szCs w:val="20"/>
+              </w:rPr>
+              <w:t>Introduction</w:t>
+            </w:r>
+            <w:r>
+              <w:rPr>
+                <w:noProof/>
+                <w:webHidden/>
+                <w:sz w:val="20"/>
+                <w:szCs w:val="20"/>
+              </w:rPr>
+              <w:tab/>
+            </w:r>
+            <w:r>
+              <w:rPr>
+                <w:noProof/>
+                <w:webHidden/>
+                <w:sz w:val="20"/>
+                <w:szCs w:val="20"/>
+              </w:rPr>
+              <w:fldChar w:fldCharType="begin"/>
+            </w:r>
+            <w:r>
+              <w:rPr>
+                <w:noProof/>
+                <w:webHidden/>
+                <w:sz w:val="20"/>
+                <w:szCs w:val="20"/>
+              </w:rPr>
+              <w:instrText xml:space="preserve"> PAGEREF _Toc205484864 \h </w:instrText>
+            </w:r>
+            <w:r>
+              <w:rPr>
+                <w:noProof/>
+                <w:webHidden/>
+                <w:sz w:val="20"/>
+                <w:szCs w:val="20"/>
+              </w:rPr>
+            </w:r>
+            <w:r>
+              <w:rPr>
+                <w:noProof/>
+                <w:webHidden/>
+                <w:sz w:val="20"/>
+                <w:szCs w:val="20"/>
+              </w:rPr>
+              <w:fldChar w:fldCharType="separate"/>
+            </w:r>
+            <w:r>
+              <w:rPr>
+                <w:noProof/>
+                <w:webHidden/>
+                <w:sz w:val="20"/>
+                <w:szCs w:val="20"/>
+              </w:rPr>
+              <w:t>3</w:t>
+            </w:r>
+            <w:r>
+              <w:rPr>
+                <w:noProof/>
+                <w:webHidden/>
+                <w:sz w:val="20"/>
+                <w:szCs w:val="20"/>
+              </w:rPr>
+              <w:fldChar w:fldCharType="end"/>
+            </w:r>
+          </w:hyperlink>
+        </w:p>
+        <w:p>
+          <w:pPr>
+            <w:pStyle w:val="TOC2"/>
+            <w:tabs>
+              <w:tab w:val="right" w:leader="dot" w:pos="9350"/>
+            </w:tabs>
+            <w:rPr>
+              <w:noProof/>
+              <w:kern w:val="2"/>
+              <w:lang w:val="en-CA" w:eastAsia="en-CA"/>
+              <w14:ligatures w14:val="standardContextual"/>
+            </w:rPr>
+          </w:pPr>
+          <w:hyperlink w:anchor="_Toc205484865" w:history="1">
+            <w:r>
+              <w:rPr>
+                <w:rStyle w:val="Hyperlink"/>
+                <w:noProof/>
+                <w:sz w:val="20"/>
+                <w:szCs w:val="20"/>
+              </w:rPr>
+              <w:t>Problem Statement</w:t>
+            </w:r>
+            <w:r>
+              <w:rPr>
+                <w:noProof/>
+                <w:webHidden/>
+                <w:sz w:val="20"/>
+                <w:szCs w:val="20"/>
+              </w:rPr>
+              <w:tab/>
+            </w:r>
+            <w:r>
+              <w:rPr>
+                <w:noProof/>
+                <w:webHidden/>
+                <w:sz w:val="20"/>
+                <w:szCs w:val="20"/>
+              </w:rPr>
+              <w:fldChar w:fldCharType="begin"/>
+            </w:r>
+            <w:r>
+              <w:rPr>
+                <w:noProof/>
+                <w:webHidden/>
+                <w:sz w:val="20"/>
+                <w:szCs w:val="20"/>
+              </w:rPr>
+              <w:instrText xml:space="preserve"> PAGEREF _Toc205484865 \h </w:instrText>
+            </w:r>
+            <w:r>
+              <w:rPr>
+                <w:noProof/>
+                <w:webHidden/>
+                <w:sz w:val="20"/>
+                <w:szCs w:val="20"/>
+              </w:rPr>
+            </w:r>
+            <w:r>
+              <w:rPr>
+                <w:noProof/>
+                <w:webHidden/>
+                <w:sz w:val="20"/>
+                <w:szCs w:val="20"/>
+              </w:rPr>
+              <w:fldChar w:fldCharType="separate"/>
+            </w:r>
+            <w:r>
+              <w:rPr>
+                <w:noProof/>
+                <w:webHidden/>
+                <w:sz w:val="20"/>
+                <w:szCs w:val="20"/>
+              </w:rPr>
+              <w:t>3</w:t>
+            </w:r>
+            <w:r>
+              <w:rPr>
+                <w:noProof/>
+                <w:webHidden/>
+                <w:sz w:val="20"/>
+                <w:szCs w:val="20"/>
+              </w:rPr>
+              <w:fldChar w:fldCharType="end"/>
+            </w:r>
+          </w:hyperlink>
+        </w:p>
+        <w:p>
+          <w:pPr>
+            <w:pStyle w:val="TOC2"/>
+            <w:tabs>
+              <w:tab w:val="right" w:leader="dot" w:pos="9350"/>
+            </w:tabs>
+            <w:rPr>
+              <w:noProof/>
+              <w:kern w:val="2"/>
+              <w:lang w:val="en-CA" w:eastAsia="en-CA"/>
+              <w14:ligatures w14:val="standardContextual"/>
+            </w:rPr>
+          </w:pPr>
+          <w:hyperlink w:anchor="_Toc205484866" w:history="1">
+            <w:r>
+              <w:rPr>
+                <w:rStyle w:val="Hyperlink"/>
+                <w:noProof/>
+                <w:sz w:val="20"/>
+                <w:szCs w:val="20"/>
+              </w:rPr>
+              <w:t>Objective</w:t>
+            </w:r>
+            <w:r>
+              <w:rPr>
+                <w:noProof/>
+                <w:webHidden/>
+                <w:sz w:val="20"/>
+                <w:szCs w:val="20"/>
+              </w:rPr>
+              <w:tab/>
+            </w:r>
+            <w:r>
+              <w:rPr>
+                <w:noProof/>
+                <w:webHidden/>
+                <w:sz w:val="20"/>
+                <w:szCs w:val="20"/>
+              </w:rPr>
+              <w:fldChar w:fldCharType="begin"/>
+            </w:r>
+            <w:r>
+              <w:rPr>
+                <w:noProof/>
+                <w:webHidden/>
+                <w:sz w:val="20"/>
+                <w:szCs w:val="20"/>
+              </w:rPr>
+              <w:instrText xml:space="preserve"> PAGEREF _Toc205484866 \h </w:instrText>
+            </w:r>
+            <w:r>
+              <w:rPr>
+                <w:noProof/>
+                <w:webHidden/>
+                <w:sz w:val="20"/>
+                <w:szCs w:val="20"/>
+              </w:rPr>
+            </w:r>
+            <w:r>
+              <w:rPr>
+                <w:noProof/>
+                <w:webHidden/>
+                <w:sz w:val="20"/>
+                <w:szCs w:val="20"/>
+              </w:rPr>
+              <w:fldChar w:fldCharType="separate"/>
+            </w:r>
+            <w:r>
+              <w:rPr>
+                <w:noProof/>
+                <w:webHidden/>
+                <w:sz w:val="20"/>
+                <w:szCs w:val="20"/>
+              </w:rPr>
+              <w:t>3</w:t>
+            </w:r>
+            <w:r>
+              <w:rPr>
+                <w:noProof/>
+                <w:webHidden/>
+                <w:sz w:val="20"/>
+                <w:szCs w:val="20"/>
+              </w:rPr>
+              <w:fldChar w:fldCharType="end"/>
+            </w:r>
+          </w:hyperlink>
+        </w:p>
+        <w:p>
+          <w:pPr>
+            <w:pStyle w:val="TOC2"/>
+            <w:tabs>
+              <w:tab w:val="right" w:leader="dot" w:pos="9350"/>
+            </w:tabs>
+            <w:rPr>
+              <w:noProof/>
+              <w:kern w:val="2"/>
+              <w:lang w:val="en-CA" w:eastAsia="en-CA"/>
+              <w14:ligatures w14:val="standardContextual"/>
+            </w:rPr>
+          </w:pPr>
+          <w:hyperlink w:anchor="_Toc205484867" w:history="1">
+            <w:r>
+              <w:rPr>
+                <w:rStyle w:val="Hyperlink"/>
+                <w:noProof/>
+                <w:sz w:val="20"/>
+                <w:szCs w:val="20"/>
+              </w:rPr>
+              <w:t>Milestone Alignment</w:t>
+            </w:r>
+            <w:r>
+              <w:rPr>
+                <w:noProof/>
+                <w:webHidden/>
+                <w:sz w:val="20"/>
+                <w:szCs w:val="20"/>
+              </w:rPr>
+              <w:tab/>
+            </w:r>
+            <w:r>
+              <w:rPr>
+                <w:noProof/>
+                <w:webHidden/>
+                <w:sz w:val="20"/>
+                <w:szCs w:val="20"/>
+              </w:rPr>
+              <w:fldChar w:fldCharType="begin"/>
+            </w:r>
+            <w:r>
+              <w:rPr>
+                <w:noProof/>
+                <w:webHidden/>
+                <w:sz w:val="20"/>
+                <w:szCs w:val="20"/>
+              </w:rPr>
+              <w:instrText xml:space="preserve"> PAGEREF _Toc205484867 \h </w:instrText>
+            </w:r>
+            <w:r>
+              <w:rPr>
+                <w:noProof/>
+                <w:webHidden/>
+                <w:sz w:val="20"/>
+                <w:szCs w:val="20"/>
+              </w:rPr>
+            </w:r>
+            <w:r>
+              <w:rPr>
+                <w:noProof/>
+                <w:webHidden/>
+                <w:sz w:val="20"/>
+                <w:szCs w:val="20"/>
+              </w:rPr>
+              <w:fldChar w:fldCharType="separate"/>
+            </w:r>
+            <w:r>
+              <w:rPr>
+                <w:noProof/>
+                <w:webHidden/>
+                <w:sz w:val="20"/>
+                <w:szCs w:val="20"/>
+              </w:rPr>
+              <w:t>3</w:t>
+            </w:r>
+            <w:r>
+              <w:rPr>
+                <w:noProof/>
+                <w:webHidden/>
+                <w:sz w:val="20"/>
+                <w:szCs w:val="20"/>
+              </w:rPr>
+              <w:fldChar w:fldCharType="end"/>
+            </w:r>
+          </w:hyperlink>
+        </w:p>
+        <w:p>
+          <w:pPr>
+            <w:pStyle w:val="TOC1"/>
+            <w:tabs>
+              <w:tab w:val="right" w:leader="dot" w:pos="9350"/>
+            </w:tabs>
+            <w:rPr>
+              <w:noProof/>
+              <w:kern w:val="2"/>
+              <w:lang w:val="en-CA" w:eastAsia="en-CA"/>
+              <w14:ligatures w14:val="standardContextual"/>
+            </w:rPr>
+          </w:pPr>
+          <w:hyperlink w:anchor="_Toc205484868" w:history="1">
+            <w:r>
+              <w:rPr>
+                <w:rStyle w:val="Hyperlink"/>
+                <w:noProof/>
+                <w:sz w:val="20"/>
+                <w:szCs w:val="20"/>
+              </w:rPr>
+              <w:t>System Architecture &amp; Technical Design</w:t>
+            </w:r>
+            <w:r>
+              <w:rPr>
+                <w:noProof/>
+                <w:webHidden/>
+                <w:sz w:val="20"/>
+                <w:szCs w:val="20"/>
+              </w:rPr>
+              <w:tab/>
+            </w:r>
+            <w:r>
+              <w:rPr>
+                <w:noProof/>
+                <w:webHidden/>
+                <w:sz w:val="20"/>
+                <w:szCs w:val="20"/>
+              </w:rPr>
+              <w:fldChar w:fldCharType="begin"/>
+            </w:r>
+            <w:r>
+              <w:rPr>
+                <w:noProof/>
+                <w:webHidden/>
+                <w:sz w:val="20"/>
+                <w:szCs w:val="20"/>
+              </w:rPr>
+              <w:instrText xml:space="preserve"> PAGEREF _Toc205484868 \h </w:instrText>
+            </w:r>
+            <w:r>
+              <w:rPr>
+                <w:noProof/>
+                <w:webHidden/>
+                <w:sz w:val="20"/>
+                <w:szCs w:val="20"/>
+              </w:rPr>
+            </w:r>
+            <w:r>
+              <w:rPr>
+                <w:noProof/>
+                <w:webHidden/>
+                <w:sz w:val="20"/>
+                <w:szCs w:val="20"/>
+              </w:rPr>
+              <w:fldChar w:fldCharType="separate"/>
+            </w:r>
+            <w:r>
+              <w:rPr>
+                <w:noProof/>
+                <w:webHidden/>
+                <w:sz w:val="20"/>
+                <w:szCs w:val="20"/>
+              </w:rPr>
+              <w:t>3</w:t>
+            </w:r>
+            <w:r>
+              <w:rPr>
+                <w:noProof/>
+                <w:webHidden/>
+                <w:sz w:val="20"/>
+                <w:szCs w:val="20"/>
+              </w:rPr>
+              <w:fldChar w:fldCharType="end"/>
+            </w:r>
+          </w:hyperlink>
+        </w:p>
+        <w:p>
+          <w:pPr>
+            <w:pStyle w:val="TOC2"/>
+            <w:tabs>
+              <w:tab w:val="right" w:leader="dot" w:pos="9350"/>
+            </w:tabs>
+            <w:rPr>
+              <w:noProof/>
+              <w:kern w:val="2"/>
+              <w:lang w:val="en-CA" w:eastAsia="en-CA"/>
+              <w14:ligatures w14:val="standardContextual"/>
+            </w:rPr>
+          </w:pPr>
+          <w:hyperlink w:anchor="_Toc205484869" w:history="1">
+            <w:r>
+              <w:rPr>
+                <w:rStyle w:val="Hyperlink"/>
+                <w:noProof/>
+                <w:sz w:val="20"/>
+                <w:szCs w:val="20"/>
+              </w:rPr>
+              <w:t>Core Components</w:t>
+            </w:r>
+            <w:r>
+              <w:rPr>
+                <w:noProof/>
+                <w:webHidden/>
+                <w:sz w:val="20"/>
+                <w:szCs w:val="20"/>
+              </w:rPr>
+              <w:tab/>
+            </w:r>
+            <w:r>
+              <w:rPr>
+                <w:noProof/>
+                <w:webHidden/>
+                <w:sz w:val="20"/>
+                <w:szCs w:val="20"/>
+              </w:rPr>
+              <w:fldChar w:fldCharType="begin"/>
+            </w:r>
+            <w:r>
+              <w:rPr>
+                <w:noProof/>
+                <w:webHidden/>
+                <w:sz w:val="20"/>
+                <w:szCs w:val="20"/>
+              </w:rPr>
+              <w:instrText xml:space="preserve"> PAGEREF _Toc205484869 \h </w:instrText>
+            </w:r>
+            <w:r>
+              <w:rPr>
+                <w:noProof/>
+                <w:webHidden/>
+                <w:sz w:val="20"/>
+                <w:szCs w:val="20"/>
+              </w:rPr>
+            </w:r>
+            <w:r>
+              <w:rPr>
+                <w:noProof/>
+                <w:webHidden/>
+                <w:sz w:val="20"/>
+                <w:szCs w:val="20"/>
+              </w:rPr>
+              <w:fldChar w:fldCharType="separate"/>
+            </w:r>
+            <w:r>
+              <w:rPr>
+                <w:noProof/>
+                <w:webHidden/>
+                <w:sz w:val="20"/>
+                <w:szCs w:val="20"/>
+              </w:rPr>
+              <w:t>3</w:t>
+            </w:r>
+            <w:r>
+              <w:rPr>
+                <w:noProof/>
+                <w:webHidden/>
+                <w:sz w:val="20"/>
+                <w:szCs w:val="20"/>
+              </w:rPr>
+              <w:fldChar w:fldCharType="end"/>
+            </w:r>
+          </w:hyperlink>
+        </w:p>
+        <w:p>
+          <w:pPr>
+            <w:pStyle w:val="TOC2"/>
+            <w:tabs>
+              <w:tab w:val="right" w:leader="dot" w:pos="9350"/>
+            </w:tabs>
+            <w:rPr>
+              <w:noProof/>
+              <w:kern w:val="2"/>
+              <w:lang w:val="en-CA" w:eastAsia="en-CA"/>
+              <w14:ligatures w14:val="standardContextual"/>
+            </w:rPr>
+          </w:pPr>
+          <w:hyperlink w:anchor="_Toc205484870" w:history="1">
+            <w:r>
+              <w:rPr>
+                <w:rStyle w:val="Hyperlink"/>
+                <w:noProof/>
+                <w:sz w:val="20"/>
+                <w:szCs w:val="20"/>
+              </w:rPr>
+              <w:t>Technologies Used</w:t>
+            </w:r>
+            <w:r>
+              <w:rPr>
+                <w:noProof/>
+                <w:webHidden/>
+                <w:sz w:val="20"/>
+                <w:szCs w:val="20"/>
+              </w:rPr>
+              <w:tab/>
+            </w:r>
+            <w:r>
+              <w:rPr>
+                <w:noProof/>
+                <w:webHidden/>
+                <w:sz w:val="20"/>
+                <w:szCs w:val="20"/>
+              </w:rPr>
+              <w:fldChar w:fldCharType="begin"/>
+            </w:r>
+            <w:r>
+              <w:rPr>
+                <w:noProof/>
+                <w:webHidden/>
+                <w:sz w:val="20"/>
+                <w:szCs w:val="20"/>
+              </w:rPr>
+              <w:instrText xml:space="preserve"> PAGEREF _Toc205484870 \h </w:instrText>
+            </w:r>
+            <w:r>
+              <w:rPr>
+                <w:noProof/>
+                <w:webHidden/>
+                <w:sz w:val="20"/>
+                <w:szCs w:val="20"/>
+              </w:rPr>
+            </w:r>
+            <w:r>
+              <w:rPr>
+                <w:noProof/>
+                <w:webHidden/>
+                <w:sz w:val="20"/>
+                <w:szCs w:val="20"/>
+              </w:rPr>
+              <w:fldChar w:fldCharType="separate"/>
+            </w:r>
+            <w:r>
+              <w:rPr>
+                <w:noProof/>
+                <w:webHidden/>
+                <w:sz w:val="20"/>
+                <w:szCs w:val="20"/>
+              </w:rPr>
+              <w:t>3</w:t>
+            </w:r>
+            <w:r>
+              <w:rPr>
+                <w:noProof/>
+                <w:webHidden/>
+                <w:sz w:val="20"/>
+                <w:szCs w:val="20"/>
+              </w:rPr>
+              <w:fldChar w:fldCharType="end"/>
+            </w:r>
+          </w:hyperlink>
+        </w:p>
+        <w:p>
+          <w:pPr>
+            <w:pStyle w:val="TOC2"/>
+            <w:tabs>
+              <w:tab w:val="right" w:leader="dot" w:pos="9350"/>
+            </w:tabs>
+            <w:rPr>
+              <w:noProof/>
+              <w:kern w:val="2"/>
+              <w:lang w:val="en-CA" w:eastAsia="en-CA"/>
+              <w14:ligatures w14:val="standardContextual"/>
+            </w:rPr>
+          </w:pPr>
+          <w:hyperlink w:anchor="_Toc205484871" w:history="1">
+            <w:r>
+              <w:rPr>
+                <w:rStyle w:val="Hyperlink"/>
+                <w:noProof/>
+                <w:sz w:val="20"/>
+                <w:szCs w:val="20"/>
+              </w:rPr>
+              <w:t>Infrastructure</w:t>
+            </w:r>
+            <w:r>
+              <w:rPr>
+                <w:noProof/>
+                <w:webHidden/>
+                <w:sz w:val="20"/>
+                <w:szCs w:val="20"/>
+              </w:rPr>
+              <w:tab/>
+            </w:r>
+            <w:r>
+              <w:rPr>
+                <w:noProof/>
+                <w:webHidden/>
+                <w:sz w:val="20"/>
+                <w:szCs w:val="20"/>
+              </w:rPr>
+              <w:fldChar w:fldCharType="begin"/>
+            </w:r>
+            <w:r>
+              <w:rPr>
+                <w:noProof/>
+                <w:webHidden/>
+                <w:sz w:val="20"/>
+                <w:szCs w:val="20"/>
+              </w:rPr>
+              <w:instrText xml:space="preserve"> PAGEREF _Toc205484871 \h </w:instrText>
+            </w:r>
+            <w:r>
+              <w:rPr>
+                <w:noProof/>
+                <w:webHidden/>
+                <w:sz w:val="20"/>
+                <w:szCs w:val="20"/>
+              </w:rPr>
+            </w:r>
+            <w:r>
+              <w:rPr>
+                <w:noProof/>
+                <w:webHidden/>
+                <w:sz w:val="20"/>
+                <w:szCs w:val="20"/>
+              </w:rPr>
+              <w:fldChar w:fldCharType="separate"/>
+            </w:r>
+            <w:r>
+              <w:rPr>
+                <w:noProof/>
+                <w:webHidden/>
+                <w:sz w:val="20"/>
+                <w:szCs w:val="20"/>
+              </w:rPr>
+              <w:t>3</w:t>
+            </w:r>
+            <w:r>
+              <w:rPr>
+                <w:noProof/>
+                <w:webHidden/>
+                <w:sz w:val="20"/>
+                <w:szCs w:val="20"/>
+              </w:rPr>
+              <w:fldChar w:fldCharType="end"/>
+            </w:r>
+          </w:hyperlink>
+        </w:p>
+        <w:p>
+          <w:pPr>
+            <w:pStyle w:val="TOC1"/>
+            <w:tabs>
+              <w:tab w:val="right" w:leader="dot" w:pos="9350"/>
+            </w:tabs>
+            <w:rPr>
+              <w:noProof/>
+              <w:kern w:val="2"/>
+              <w:lang w:val="en-CA" w:eastAsia="en-CA"/>
+              <w14:ligatures w14:val="standardContextual"/>
+            </w:rPr>
+          </w:pPr>
+          <w:hyperlink w:anchor="_Toc205484872" w:history="1">
+            <w:r>
+              <w:rPr>
+                <w:rStyle w:val="Hyperlink"/>
+                <w:noProof/>
+                <w:sz w:val="20"/>
+                <w:szCs w:val="20"/>
+              </w:rPr>
+              <w:t>Data Flow &amp; Pipeline Implementation</w:t>
+            </w:r>
+            <w:r>
+              <w:rPr>
+                <w:noProof/>
+                <w:webHidden/>
+                <w:sz w:val="20"/>
+                <w:szCs w:val="20"/>
+              </w:rPr>
+              <w:tab/>
+            </w:r>
+            <w:r>
+              <w:rPr>
+                <w:noProof/>
+                <w:webHidden/>
+                <w:sz w:val="20"/>
+                <w:szCs w:val="20"/>
+              </w:rPr>
+              <w:fldChar w:fldCharType="begin"/>
+            </w:r>
+            <w:r>
+              <w:rPr>
+                <w:noProof/>
+                <w:webHidden/>
+                <w:sz w:val="20"/>
+                <w:szCs w:val="20"/>
+              </w:rPr>
+              <w:instrText xml:space="preserve"> PAGEREF _Toc205484872 \h </w:instrText>
+            </w:r>
+            <w:r>
+              <w:rPr>
+                <w:noProof/>
+                <w:webHidden/>
+                <w:sz w:val="20"/>
+                <w:szCs w:val="20"/>
+              </w:rPr>
+            </w:r>
+            <w:r>
+              <w:rPr>
+                <w:noProof/>
+                <w:webHidden/>
+                <w:sz w:val="20"/>
+                <w:szCs w:val="20"/>
+              </w:rPr>
+              <w:fldChar w:fldCharType="separate"/>
+            </w:r>
+            <w:r>
+              <w:rPr>
+                <w:noProof/>
+                <w:webHidden/>
+                <w:sz w:val="20"/>
+                <w:szCs w:val="20"/>
+              </w:rPr>
+              <w:t>4</w:t>
+            </w:r>
+            <w:r>
+              <w:rPr>
+                <w:noProof/>
+                <w:webHidden/>
+                <w:sz w:val="20"/>
+                <w:szCs w:val="20"/>
+              </w:rPr>
+              <w:fldChar w:fldCharType="end"/>
+            </w:r>
+          </w:hyperlink>
+        </w:p>
+        <w:p>
+          <w:pPr>
+            <w:pStyle w:val="TOC1"/>
+            <w:tabs>
+              <w:tab w:val="right" w:leader="dot" w:pos="9350"/>
+            </w:tabs>
+            <w:rPr>
+              <w:noProof/>
+              <w:kern w:val="2"/>
+              <w:lang w:val="en-CA" w:eastAsia="en-CA"/>
+              <w14:ligatures w14:val="standardContextual"/>
+            </w:rPr>
+          </w:pPr>
+          <w:hyperlink w:anchor="_Toc205484873" w:history="1">
+            <w:r>
+              <w:rPr>
+                <w:rStyle w:val="Hyperlink"/>
+                <w:noProof/>
+                <w:sz w:val="20"/>
+                <w:szCs w:val="20"/>
+              </w:rPr>
+              <w:t>Testing &amp; Evaluation</w:t>
+            </w:r>
+            <w:r>
+              <w:rPr>
+                <w:noProof/>
+                <w:webHidden/>
+                <w:sz w:val="20"/>
+                <w:szCs w:val="20"/>
+              </w:rPr>
+              <w:tab/>
+            </w:r>
+            <w:r>
+              <w:rPr>
+                <w:noProof/>
+                <w:webHidden/>
+                <w:sz w:val="20"/>
+                <w:szCs w:val="20"/>
+              </w:rPr>
+              <w:fldChar w:fldCharType="begin"/>
+            </w:r>
+            <w:r>
+              <w:rPr>
+                <w:noProof/>
+                <w:webHidden/>
+                <w:sz w:val="20"/>
+                <w:szCs w:val="20"/>
+              </w:rPr>
+              <w:instrText xml:space="preserve"> PAGEREF _Toc205484873 \h </w:instrText>
+            </w:r>
+            <w:r>
+              <w:rPr>
+                <w:noProof/>
+                <w:webHidden/>
+                <w:sz w:val="20"/>
+                <w:szCs w:val="20"/>
+              </w:rPr>
+            </w:r>
+            <w:r>
+              <w:rPr>
+                <w:noProof/>
+                <w:webHidden/>
+                <w:sz w:val="20"/>
+                <w:szCs w:val="20"/>
+              </w:rPr>
+              <w:fldChar w:fldCharType="separate"/>
+            </w:r>
+            <w:r>
+              <w:rPr>
+                <w:noProof/>
+                <w:webHidden/>
+                <w:sz w:val="20"/>
+                <w:szCs w:val="20"/>
+              </w:rPr>
+              <w:t>5</w:t>
+            </w:r>
+            <w:r>
+              <w:rPr>
+                <w:noProof/>
+                <w:webHidden/>
+                <w:sz w:val="20"/>
+                <w:szCs w:val="20"/>
+              </w:rPr>
+              <w:fldChar w:fldCharType="end"/>
+            </w:r>
+          </w:hyperlink>
+        </w:p>
+        <w:p>
+          <w:pPr>
+            <w:pStyle w:val="TOC2"/>
+            <w:tabs>
+              <w:tab w:val="right" w:leader="dot" w:pos="9350"/>
+            </w:tabs>
+            <w:rPr>
+              <w:noProof/>
+              <w:kern w:val="2"/>
+              <w:lang w:val="en-CA" w:eastAsia="en-CA"/>
+              <w14:ligatures w14:val="standardContextual"/>
+            </w:rPr>
+          </w:pPr>
+          <w:hyperlink w:anchor="_Toc205484874" w:history="1">
+            <w:r>
+              <w:rPr>
+                <w:rStyle w:val="Hyperlink"/>
+                <w:noProof/>
+                <w:sz w:val="20"/>
+                <w:szCs w:val="20"/>
+              </w:rPr>
+              <w:t>Testing Conducted</w:t>
+            </w:r>
+            <w:r>
+              <w:rPr>
+                <w:noProof/>
+                <w:webHidden/>
+                <w:sz w:val="20"/>
+                <w:szCs w:val="20"/>
+              </w:rPr>
+              <w:tab/>
+            </w:r>
+            <w:r>
+              <w:rPr>
+                <w:noProof/>
+                <w:webHidden/>
+                <w:sz w:val="20"/>
+                <w:szCs w:val="20"/>
+              </w:rPr>
+              <w:fldChar w:fldCharType="begin"/>
+            </w:r>
+            <w:r>
+              <w:rPr>
+                <w:noProof/>
+                <w:webHidden/>
+                <w:sz w:val="20"/>
+                <w:szCs w:val="20"/>
+              </w:rPr>
+              <w:instrText xml:space="preserve"> PAGEREF _Toc205484874 \h </w:instrText>
+            </w:r>
+            <w:r>
+              <w:rPr>
+                <w:noProof/>
+                <w:webHidden/>
+                <w:sz w:val="20"/>
+                <w:szCs w:val="20"/>
+              </w:rPr>
+            </w:r>
+            <w:r>
+              <w:rPr>
+                <w:noProof/>
+                <w:webHidden/>
+                <w:sz w:val="20"/>
+                <w:szCs w:val="20"/>
+              </w:rPr>
+              <w:fldChar w:fldCharType="separate"/>
+            </w:r>
+            <w:r>
+              <w:rPr>
+                <w:noProof/>
+                <w:webHidden/>
+                <w:sz w:val="20"/>
+                <w:szCs w:val="20"/>
+              </w:rPr>
+              <w:t>5</w:t>
+            </w:r>
+            <w:r>
+              <w:rPr>
+                <w:noProof/>
+                <w:webHidden/>
+                <w:sz w:val="20"/>
+                <w:szCs w:val="20"/>
+              </w:rPr>
+              <w:fldChar w:fldCharType="end"/>
+            </w:r>
+          </w:hyperlink>
+        </w:p>
+        <w:p>
+          <w:pPr>
+            <w:pStyle w:val="TOC2"/>
+            <w:tabs>
+              <w:tab w:val="right" w:leader="dot" w:pos="9350"/>
+            </w:tabs>
+            <w:rPr>
+              <w:noProof/>
+              <w:kern w:val="2"/>
+              <w:lang w:val="en-CA" w:eastAsia="en-CA"/>
+              <w14:ligatures w14:val="standardContextual"/>
+            </w:rPr>
+          </w:pPr>
+          <w:hyperlink w:anchor="_Toc205484875" w:history="1">
+            <w:r>
+              <w:rPr>
+                <w:rStyle w:val="Hyperlink"/>
+                <w:noProof/>
+                <w:sz w:val="20"/>
+                <w:szCs w:val="20"/>
+              </w:rPr>
+              <w:t>Results</w:t>
+            </w:r>
+            <w:r>
+              <w:rPr>
+                <w:noProof/>
+                <w:webHidden/>
+                <w:sz w:val="20"/>
+                <w:szCs w:val="20"/>
+              </w:rPr>
+              <w:tab/>
+            </w:r>
+            <w:r>
+              <w:rPr>
+                <w:noProof/>
+                <w:webHidden/>
+                <w:sz w:val="20"/>
+                <w:szCs w:val="20"/>
+              </w:rPr>
+              <w:fldChar w:fldCharType="begin"/>
+            </w:r>
+            <w:r>
+              <w:rPr>
+                <w:noProof/>
+                <w:webHidden/>
+                <w:sz w:val="20"/>
+                <w:szCs w:val="20"/>
+              </w:rPr>
+              <w:instrText xml:space="preserve"> PAGEREF _Toc205484875 \h </w:instrText>
+            </w:r>
+            <w:r>
+              <w:rPr>
+                <w:noProof/>
+                <w:webHidden/>
+                <w:sz w:val="20"/>
+                <w:szCs w:val="20"/>
+              </w:rPr>
+            </w:r>
+            <w:r>
+              <w:rPr>
+                <w:noProof/>
+                <w:webHidden/>
+                <w:sz w:val="20"/>
+                <w:szCs w:val="20"/>
+              </w:rPr>
+              <w:fldChar w:fldCharType="separate"/>
+            </w:r>
+            <w:r>
+              <w:rPr>
+                <w:noProof/>
+                <w:webHidden/>
+                <w:sz w:val="20"/>
+                <w:szCs w:val="20"/>
+              </w:rPr>
+              <w:t>5</w:t>
+            </w:r>
+            <w:r>
+              <w:rPr>
+                <w:noProof/>
+                <w:webHidden/>
+                <w:sz w:val="20"/>
+                <w:szCs w:val="20"/>
+              </w:rPr>
+              <w:fldChar w:fldCharType="end"/>
+            </w:r>
+          </w:hyperlink>
+        </w:p>
+        <w:p>
+          <w:pPr>
+            <w:pStyle w:val="TOC1"/>
+            <w:tabs>
+              <w:tab w:val="right" w:leader="dot" w:pos="9350"/>
+            </w:tabs>
+            <w:rPr>
+              <w:noProof/>
+              <w:kern w:val="2"/>
+              <w:lang w:val="en-CA" w:eastAsia="en-CA"/>
+              <w14:ligatures w14:val="standardContextual"/>
+            </w:rPr>
+          </w:pPr>
+          <w:hyperlink w:anchor="_Toc205484876" w:history="1">
+            <w:r>
+              <w:rPr>
+                <w:rStyle w:val="Hyperlink"/>
+                <w:noProof/>
+                <w:sz w:val="20"/>
+                <w:szCs w:val="20"/>
+              </w:rPr>
+              <w:t>Challenges &amp; Iterative Improvements</w:t>
+            </w:r>
+            <w:r>
+              <w:rPr>
+                <w:noProof/>
+                <w:webHidden/>
+                <w:sz w:val="20"/>
+                <w:szCs w:val="20"/>
+              </w:rPr>
+              <w:tab/>
+            </w:r>
+            <w:r>
+              <w:rPr>
+                <w:noProof/>
+                <w:webHidden/>
+                <w:sz w:val="20"/>
+                <w:szCs w:val="20"/>
+              </w:rPr>
+              <w:fldChar w:fldCharType="begin"/>
+            </w:r>
+            <w:r>
+              <w:rPr>
+                <w:noProof/>
+                <w:webHidden/>
+                <w:sz w:val="20"/>
+                <w:szCs w:val="20"/>
+              </w:rPr>
+              <w:instrText xml:space="preserve"> PAGEREF _Toc205484876 \h </w:instrText>
+            </w:r>
+            <w:r>
+              <w:rPr>
+                <w:noProof/>
+                <w:webHidden/>
+                <w:sz w:val="20"/>
+                <w:szCs w:val="20"/>
+              </w:rPr>
+            </w:r>
+            <w:r>
+              <w:rPr>
+                <w:noProof/>
+                <w:webHidden/>
+                <w:sz w:val="20"/>
+                <w:szCs w:val="20"/>
+              </w:rPr>
+              <w:fldChar w:fldCharType="separate"/>
+            </w:r>
+            <w:r>
+              <w:rPr>
+                <w:noProof/>
+                <w:webHidden/>
+                <w:sz w:val="20"/>
+                <w:szCs w:val="20"/>
+              </w:rPr>
+              <w:t>5</w:t>
+            </w:r>
+            <w:r>
+              <w:rPr>
+                <w:noProof/>
+                <w:webHidden/>
+                <w:sz w:val="20"/>
+                <w:szCs w:val="20"/>
+              </w:rPr>
+              <w:fldChar w:fldCharType="end"/>
+            </w:r>
+          </w:hyperlink>
+        </w:p>
+        <w:p>
+          <w:pPr>
+            <w:pStyle w:val="TOC1"/>
+            <w:tabs>
+              <w:tab w:val="right" w:leader="dot" w:pos="9350"/>
+            </w:tabs>
+            <w:rPr>
+              <w:noProof/>
+              <w:kern w:val="2"/>
+              <w:lang w:val="en-CA" w:eastAsia="en-CA"/>
+              <w14:ligatures w14:val="standardContextual"/>
+            </w:rPr>
+          </w:pPr>
+          <w:hyperlink w:anchor="_Toc205484877" w:history="1">
+            <w:r>
+              <w:rPr>
+                <w:rStyle w:val="Hyperlink"/>
+                <w:noProof/>
+                <w:sz w:val="20"/>
+                <w:szCs w:val="20"/>
+              </w:rPr>
+              <w:t>Final Deployment &amp; Demo</w:t>
+            </w:r>
+            <w:r>
+              <w:rPr>
+                <w:noProof/>
+                <w:webHidden/>
+                <w:sz w:val="20"/>
+                <w:szCs w:val="20"/>
+              </w:rPr>
+              <w:tab/>
+            </w:r>
+            <w:r>
+              <w:rPr>
+                <w:noProof/>
+                <w:webHidden/>
+                <w:sz w:val="20"/>
+                <w:szCs w:val="20"/>
+              </w:rPr>
+              <w:fldChar w:fldCharType="begin"/>
+            </w:r>
+            <w:r>
+              <w:rPr>
+                <w:noProof/>
+                <w:webHidden/>
+                <w:sz w:val="20"/>
+                <w:szCs w:val="20"/>
+              </w:rPr>
+              <w:instrText xml:space="preserve"> PAGEREF _Toc205484877 \h </w:instrText>
+            </w:r>
+            <w:r>
+              <w:rPr>
+                <w:noProof/>
+                <w:webHidden/>
+                <w:sz w:val="20"/>
+                <w:szCs w:val="20"/>
+              </w:rPr>
+            </w:r>
+            <w:r>
+              <w:rPr>
+                <w:noProof/>
+                <w:webHidden/>
+                <w:sz w:val="20"/>
+                <w:szCs w:val="20"/>
+              </w:rPr>
+              <w:fldChar w:fldCharType="separate"/>
+            </w:r>
+            <w:r>
+              <w:rPr>
+                <w:noProof/>
+                <w:webHidden/>
+                <w:sz w:val="20"/>
+                <w:szCs w:val="20"/>
+              </w:rPr>
+              <w:t>5</w:t>
+            </w:r>
+            <w:r>
+              <w:rPr>
+                <w:noProof/>
+                <w:webHidden/>
+                <w:sz w:val="20"/>
+                <w:szCs w:val="20"/>
+              </w:rPr>
+              <w:fldChar w:fldCharType="end"/>
+            </w:r>
+          </w:hyperlink>
+        </w:p>
+        <w:p>
+          <w:pPr>
+            <w:pStyle w:val="TOC2"/>
+            <w:tabs>
+              <w:tab w:val="right" w:leader="dot" w:pos="9350"/>
+            </w:tabs>
+            <w:rPr>
+              <w:noProof/>
+              <w:kern w:val="2"/>
+              <w:lang w:val="en-CA" w:eastAsia="en-CA"/>
+              <w14:ligatures w14:val="standardContextual"/>
+            </w:rPr>
+          </w:pPr>
+          <w:hyperlink w:anchor="_Toc205484878" w:history="1">
+            <w:r>
+              <w:rPr>
+                <w:rStyle w:val="Hyperlink"/>
+                <w:noProof/>
+                <w:sz w:val="20"/>
+                <w:szCs w:val="20"/>
+              </w:rPr>
+              <w:t>Deployment Status</w:t>
+            </w:r>
+            <w:r>
+              <w:rPr>
+                <w:noProof/>
+                <w:webHidden/>
+                <w:sz w:val="20"/>
+                <w:szCs w:val="20"/>
+              </w:rPr>
+              <w:tab/>
+            </w:r>
+            <w:r>
+              <w:rPr>
+                <w:noProof/>
+                <w:webHidden/>
+                <w:sz w:val="20"/>
+                <w:szCs w:val="20"/>
+              </w:rPr>
+              <w:fldChar w:fldCharType="begin"/>
+            </w:r>
+            <w:r>
+              <w:rPr>
+                <w:noProof/>
+                <w:webHidden/>
+                <w:sz w:val="20"/>
+                <w:szCs w:val="20"/>
+              </w:rPr>
+              <w:instrText xml:space="preserve"> PAGEREF _Toc205484878 \h </w:instrText>
+            </w:r>
+            <w:r>
+              <w:rPr>
+                <w:noProof/>
+                <w:webHidden/>
+                <w:sz w:val="20"/>
+                <w:szCs w:val="20"/>
+              </w:rPr>
+            </w:r>
+            <w:r>
+              <w:rPr>
+                <w:noProof/>
+                <w:webHidden/>
+                <w:sz w:val="20"/>
+                <w:szCs w:val="20"/>
+              </w:rPr>
+              <w:fldChar w:fldCharType="separate"/>
+            </w:r>
+            <w:r>
+              <w:rPr>
+                <w:noProof/>
+                <w:webHidden/>
+                <w:sz w:val="20"/>
+                <w:szCs w:val="20"/>
+              </w:rPr>
+              <w:t>5</w:t>
+            </w:r>
+            <w:r>
+              <w:rPr>
+                <w:noProof/>
+                <w:webHidden/>
+                <w:sz w:val="20"/>
+                <w:szCs w:val="20"/>
+              </w:rPr>
+              <w:fldChar w:fldCharType="end"/>
+            </w:r>
+          </w:hyperlink>
+        </w:p>
+        <w:p>
+          <w:pPr>
+            <w:pStyle w:val="TOC2"/>
+            <w:tabs>
+              <w:tab w:val="right" w:leader="dot" w:pos="9350"/>
+            </w:tabs>
+            <w:rPr>
+              <w:noProof/>
+              <w:kern w:val="2"/>
+              <w:lang w:val="en-CA" w:eastAsia="en-CA"/>
+              <w14:ligatures w14:val="standardContextual"/>
+            </w:rPr>
+          </w:pPr>
+          <w:hyperlink w:anchor="_Toc205484879" w:history="1">
+            <w:r>
+              <w:rPr>
+                <w:rStyle w:val="Hyperlink"/>
+                <w:noProof/>
+                <w:sz w:val="20"/>
+                <w:szCs w:val="20"/>
+              </w:rPr>
+              <w:t>URLs</w:t>
+            </w:r>
+            <w:r>
+              <w:rPr>
+                <w:noProof/>
+                <w:webHidden/>
+                <w:sz w:val="20"/>
+                <w:szCs w:val="20"/>
+              </w:rPr>
+              <w:tab/>
+            </w:r>
+            <w:r>
+              <w:rPr>
+                <w:noProof/>
+                <w:webHidden/>
+                <w:sz w:val="20"/>
+                <w:szCs w:val="20"/>
+              </w:rPr>
+              <w:fldChar w:fldCharType="begin"/>
+            </w:r>
+            <w:r>
+              <w:rPr>
+                <w:noProof/>
+                <w:webHidden/>
+                <w:sz w:val="20"/>
+                <w:szCs w:val="20"/>
+              </w:rPr>
+              <w:instrText xml:space="preserve"> PAGEREF _Toc205484879 \h </w:instrText>
+            </w:r>
+            <w:r>
+              <w:rPr>
+                <w:noProof/>
+                <w:webHidden/>
+                <w:sz w:val="20"/>
+                <w:szCs w:val="20"/>
+              </w:rPr>
+            </w:r>
+            <w:r>
+              <w:rPr>
+                <w:noProof/>
+                <w:webHidden/>
+                <w:sz w:val="20"/>
+                <w:szCs w:val="20"/>
+              </w:rPr>
+              <w:fldChar w:fldCharType="separate"/>
+            </w:r>
+            <w:r>
+              <w:rPr>
+                <w:noProof/>
+                <w:webHidden/>
+                <w:sz w:val="20"/>
+                <w:szCs w:val="20"/>
+              </w:rPr>
+              <w:t>5</w:t>
+            </w:r>
+            <w:r>
+              <w:rPr>
+                <w:noProof/>
+                <w:webHidden/>
+                <w:sz w:val="20"/>
+                <w:szCs w:val="20"/>
+              </w:rPr>
+              <w:fldChar w:fldCharType="end"/>
+            </w:r>
+          </w:hyperlink>
+        </w:p>
+        <w:p>
+          <w:pPr>
+            <w:pStyle w:val="TOC2"/>
+            <w:tabs>
+              <w:tab w:val="right" w:leader="dot" w:pos="9350"/>
+            </w:tabs>
+            <w:rPr>
+              <w:noProof/>
+              <w:kern w:val="2"/>
+              <w:lang w:val="en-CA" w:eastAsia="en-CA"/>
+              <w14:ligatures w14:val="standardContextual"/>
+            </w:rPr>
+          </w:pPr>
+          <w:hyperlink w:anchor="_Toc205484880" w:history="1">
+            <w:r>
+              <w:rPr>
+                <w:rStyle w:val="Hyperlink"/>
+                <w:noProof/>
+                <w:sz w:val="20"/>
+                <w:szCs w:val="20"/>
+              </w:rPr>
+              <w:t>Demo Summary</w:t>
+            </w:r>
+            <w:r>
+              <w:rPr>
+                <w:noProof/>
+                <w:webHidden/>
+                <w:sz w:val="20"/>
+                <w:szCs w:val="20"/>
+              </w:rPr>
+              <w:tab/>
+            </w:r>
+            <w:r>
+              <w:rPr>
+                <w:noProof/>
+                <w:webHidden/>
+                <w:sz w:val="20"/>
+                <w:szCs w:val="20"/>
+              </w:rPr>
+              <w:fldChar w:fldCharType="begin"/>
+            </w:r>
+            <w:r>
+              <w:rPr>
+                <w:noProof/>
+                <w:webHidden/>
+                <w:sz w:val="20"/>
+                <w:szCs w:val="20"/>
+              </w:rPr>
+              <w:instrText xml:space="preserve"> PAGEREF _Toc205484880 \h </w:instrText>
+            </w:r>
+            <w:r>
+              <w:rPr>
+                <w:noProof/>
+                <w:webHidden/>
+                <w:sz w:val="20"/>
+                <w:szCs w:val="20"/>
+              </w:rPr>
+            </w:r>
+            <w:r>
+              <w:rPr>
+                <w:noProof/>
+                <w:webHidden/>
+                <w:sz w:val="20"/>
+                <w:szCs w:val="20"/>
+              </w:rPr>
+              <w:fldChar w:fldCharType="separate"/>
+            </w:r>
+            <w:r>
+              <w:rPr>
+                <w:noProof/>
+                <w:webHidden/>
+                <w:sz w:val="20"/>
+                <w:szCs w:val="20"/>
+              </w:rPr>
+              <w:t>6</w:t>
+            </w:r>
+            <w:r>
+              <w:rPr>
+                <w:noProof/>
+                <w:webHidden/>
+                <w:sz w:val="20"/>
+                <w:szCs w:val="20"/>
+              </w:rPr>
+              <w:fldChar w:fldCharType="end"/>
+            </w:r>
+          </w:hyperlink>
+        </w:p>
+        <w:p>
+          <w:pPr>
+            <w:pStyle w:val="TOC1"/>
+            <w:tabs>
+              <w:tab w:val="right" w:leader="dot" w:pos="9350"/>
+            </w:tabs>
+            <w:rPr>
+              <w:noProof/>
+              <w:kern w:val="2"/>
+              <w:lang w:val="en-CA" w:eastAsia="en-CA"/>
+              <w14:ligatures w14:val="standardContextual"/>
+            </w:rPr>
+          </w:pPr>
+          <w:hyperlink w:anchor="_Toc205484881" w:history="1">
+            <w:r>
+              <w:rPr>
+                <w:rStyle w:val="Hyperlink"/>
+                <w:noProof/>
+                <w:sz w:val="20"/>
+                <w:szCs w:val="20"/>
+              </w:rPr>
+              <w:t>Ethical Considerations</w:t>
+            </w:r>
+            <w:r>
+              <w:rPr>
+                <w:noProof/>
+                <w:webHidden/>
+                <w:sz w:val="20"/>
+                <w:szCs w:val="20"/>
+              </w:rPr>
+              <w:tab/>
+            </w:r>
+            <w:r>
+              <w:rPr>
+                <w:noProof/>
+                <w:webHidden/>
+                <w:sz w:val="20"/>
+                <w:szCs w:val="20"/>
+              </w:rPr>
+              <w:fldChar w:fldCharType="begin"/>
+            </w:r>
+            <w:r>
+              <w:rPr>
+                <w:noProof/>
+                <w:webHidden/>
+                <w:sz w:val="20"/>
+                <w:szCs w:val="20"/>
+              </w:rPr>
+              <w:instrText xml:space="preserve"> PAGEREF _Toc205484881 \h </w:instrText>
+            </w:r>
+            <w:r>
+              <w:rPr>
+                <w:noProof/>
+                <w:webHidden/>
+                <w:sz w:val="20"/>
+                <w:szCs w:val="20"/>
+              </w:rPr>
+            </w:r>
+            <w:r>
+              <w:rPr>
+                <w:noProof/>
+                <w:webHidden/>
+                <w:sz w:val="20"/>
+                <w:szCs w:val="20"/>
+              </w:rPr>
+              <w:fldChar w:fldCharType="separate"/>
+            </w:r>
+            <w:r>
+              <w:rPr>
+                <w:noProof/>
+                <w:webHidden/>
+                <w:sz w:val="20"/>
+                <w:szCs w:val="20"/>
+              </w:rPr>
+              <w:t>10</w:t>
+            </w:r>
+            <w:r>
+              <w:rPr>
+                <w:noProof/>
+                <w:webHidden/>
+                <w:sz w:val="20"/>
+                <w:szCs w:val="20"/>
+              </w:rPr>
+              <w:fldChar w:fldCharType="end"/>
+            </w:r>
+          </w:hyperlink>
+        </w:p>
+        <w:p>
+          <w:pPr>
+            <w:pStyle w:val="TOC1"/>
+            <w:tabs>
+              <w:tab w:val="right" w:leader="dot" w:pos="9350"/>
+            </w:tabs>
+            <w:rPr>
+              <w:noProof/>
+              <w:kern w:val="2"/>
+              <w:lang w:val="en-CA" w:eastAsia="en-CA"/>
+              <w14:ligatures w14:val="standardContextual"/>
+            </w:rPr>
+          </w:pPr>
+          <w:hyperlink w:anchor="_Toc205484882" w:history="1">
+            <w:r>
+              <w:rPr>
+                <w:rStyle w:val="Hyperlink"/>
+                <w:noProof/>
+                <w:sz w:val="20"/>
+                <w:szCs w:val="20"/>
+              </w:rPr>
+              <w:t>Conclusion &amp; Future Work</w:t>
+            </w:r>
+            <w:r>
+              <w:rPr>
+                <w:noProof/>
+                <w:webHidden/>
+                <w:sz w:val="20"/>
+                <w:szCs w:val="20"/>
+              </w:rPr>
+              <w:tab/>
+            </w:r>
+            <w:r>
+              <w:rPr>
+                <w:noProof/>
+                <w:webHidden/>
+                <w:sz w:val="20"/>
+                <w:szCs w:val="20"/>
+              </w:rPr>
+              <w:fldChar w:fldCharType="begin"/>
+            </w:r>
+            <w:r>
+              <w:rPr>
+                <w:noProof/>
+                <w:webHidden/>
+                <w:sz w:val="20"/>
+                <w:szCs w:val="20"/>
+              </w:rPr>
+              <w:instrText xml:space="preserve"> PAGEREF _Toc205484882 \h </w:instrText>
+            </w:r>
+            <w:r>
+              <w:rPr>
+                <w:noProof/>
+                <w:webHidden/>
+                <w:sz w:val="20"/>
+                <w:szCs w:val="20"/>
+              </w:rPr>
+            </w:r>
+            <w:r>
+              <w:rPr>
+                <w:noProof/>
+                <w:webHidden/>
+                <w:sz w:val="20"/>
+                <w:szCs w:val="20"/>
+              </w:rPr>
+              <w:fldChar w:fldCharType="separate"/>
+            </w:r>
+            <w:r>
+              <w:rPr>
+                <w:noProof/>
+                <w:webHidden/>
+                <w:sz w:val="20"/>
+                <w:szCs w:val="20"/>
+              </w:rPr>
+              <w:t>10</w:t>
+            </w:r>
+            <w:r>
+              <w:rPr>
+                <w:noProof/>
+                <w:webHidden/>
+                <w:sz w:val="20"/>
+                <w:szCs w:val="20"/>
+              </w:rPr>
+              <w:fldChar w:fldCharType="end"/>
+            </w:r>
+          </w:hyperlink>
+        </w:p>
+        <w:p>
+          <w:pPr>
+            <w:pStyle w:val="TOC2"/>
+            <w:tabs>
+              <w:tab w:val="right" w:leader="dot" w:pos="9350"/>
+            </w:tabs>
+            <w:rPr>
+              <w:noProof/>
+              <w:kern w:val="2"/>
+              <w:lang w:val="en-CA" w:eastAsia="en-CA"/>
+              <w14:ligatures w14:val="standardContextual"/>
+            </w:rPr>
+          </w:pPr>
+          <w:hyperlink w:anchor="_Toc205484883" w:history="1">
+            <w:r>
+              <w:rPr>
+                <w:rStyle w:val="Hyperlink"/>
+                <w:noProof/>
+                <w:sz w:val="20"/>
+                <w:szCs w:val="20"/>
+              </w:rPr>
+              <w:t>Next Steps</w:t>
+            </w:r>
+            <w:r>
+              <w:rPr>
+                <w:noProof/>
+                <w:webHidden/>
+                <w:sz w:val="20"/>
+                <w:szCs w:val="20"/>
+              </w:rPr>
+              <w:tab/>
+            </w:r>
+            <w:r>
+              <w:rPr>
+                <w:noProof/>
+                <w:webHidden/>
+                <w:sz w:val="20"/>
+                <w:szCs w:val="20"/>
+              </w:rPr>
+              <w:fldChar w:fldCharType="begin"/>
+            </w:r>
+            <w:r>
+              <w:rPr>
+                <w:noProof/>
+                <w:webHidden/>
+                <w:sz w:val="20"/>
+                <w:szCs w:val="20"/>
+              </w:rPr>
+              <w:instrText xml:space="preserve"> PAGEREF _Toc205484883 \h </w:instrText>
+            </w:r>
+            <w:r>
+              <w:rPr>
+                <w:noProof/>
+                <w:webHidden/>
+                <w:sz w:val="20"/>
+                <w:szCs w:val="20"/>
+              </w:rPr>
+            </w:r>
+            <w:r>
+              <w:rPr>
+                <w:noProof/>
+                <w:webHidden/>
+                <w:sz w:val="20"/>
+                <w:szCs w:val="20"/>
+              </w:rPr>
+              <w:fldChar w:fldCharType="separate"/>
+            </w:r>
+            <w:r>
+              <w:rPr>
+                <w:noProof/>
+                <w:webHidden/>
+                <w:sz w:val="20"/>
+                <w:szCs w:val="20"/>
+              </w:rPr>
+              <w:t>10</w:t>
+            </w:r>
+            <w:r>
+              <w:rPr>
+                <w:noProof/>
+                <w:webHidden/>
+                <w:sz w:val="20"/>
+                <w:szCs w:val="20"/>
+              </w:rPr>
+              <w:fldChar w:fldCharType="end"/>
+            </w:r>
+          </w:hyperlink>
+        </w:p>
+        <w:p>
+          <w:pPr>
+            <w:pStyle w:val="TOC1"/>
+            <w:tabs>
+              <w:tab w:val="right" w:leader="dot" w:pos="9350"/>
+            </w:tabs>
+            <w:rPr>
+              <w:noProof/>
+              <w:kern w:val="2"/>
+              <w:lang w:val="en-CA" w:eastAsia="en-CA"/>
+              <w14:ligatures w14:val="standardContextual"/>
+            </w:rPr>
+          </w:pPr>
+          <w:hyperlink w:anchor="_Toc205484884" w:history="1">
+            <w:r>
+              <w:rPr>
+                <w:rStyle w:val="Hyperlink"/>
+                <w:noProof/>
+                <w:sz w:val="20"/>
+                <w:szCs w:val="20"/>
+              </w:rPr>
+              <w:t>References</w:t>
+            </w:r>
+            <w:r>
+              <w:rPr>
+                <w:noProof/>
+                <w:webHidden/>
+                <w:sz w:val="20"/>
+                <w:szCs w:val="20"/>
+              </w:rPr>
+              <w:tab/>
+            </w:r>
+            <w:r>
+              <w:rPr>
+                <w:noProof/>
+                <w:webHidden/>
+                <w:sz w:val="20"/>
+                <w:szCs w:val="20"/>
+              </w:rPr>
+              <w:fldChar w:fldCharType="begin"/>
+            </w:r>
+            <w:r>
+              <w:rPr>
+                <w:noProof/>
+                <w:webHidden/>
+                <w:sz w:val="20"/>
+                <w:szCs w:val="20"/>
+              </w:rPr>
+              <w:instrText xml:space="preserve"> PAGEREF _Toc205484884 \h </w:instrText>
+            </w:r>
+            <w:r>
+              <w:rPr>
+                <w:noProof/>
+                <w:webHidden/>
+                <w:sz w:val="20"/>
+                <w:szCs w:val="20"/>
+              </w:rPr>
+            </w:r>
+            <w:r>
+              <w:rPr>
+                <w:noProof/>
+                <w:webHidden/>
+                <w:sz w:val="20"/>
+                <w:szCs w:val="20"/>
+              </w:rPr>
+              <w:fldChar w:fldCharType="separate"/>
+            </w:r>
+            <w:r>
+              <w:rPr>
+                <w:noProof/>
+                <w:webHidden/>
+                <w:sz w:val="20"/>
+                <w:szCs w:val="20"/>
+              </w:rPr>
+              <w:t>10</w:t>
+            </w:r>
+            <w:r>
+              <w:rPr>
+                <w:noProof/>
+                <w:webHidden/>
+                <w:sz w:val="20"/>
+                <w:szCs w:val="20"/>
+              </w:rPr>
+              <w:fldChar w:fldCharType="end"/>
+            </w:r>
+          </w:hyperlink>
+        </w:p>
+        <w:p>
+          <w:pPr>
+            <w:rPr>
+              <w:noProof/>
+            </w:rPr>
+          </w:pPr>
+          <w:r>
+            <w:rPr>
+              <w:b/>
+              <w:bCs/>
+              <w:noProof/>
+              <w:sz w:val="20"/>
+              <w:szCs w:val="20"/>
+            </w:rPr>
+            <w:lastRenderedPageBreak/>
+            <w:fldChar w:fldCharType="end"/>
+          </w:r>
+        </w:p>
+      </w:sdtContent>
+    </w:sdt>
+    <w:p>
+      <w:pPr>
+        <w:rPr>
+          <w:noProof/>
+        </w:rPr>
+      </w:pPr>
+      <w:r>
+        <w:rPr>
+          <w:rFonts w:asciiTheme="majorHAnsi" w:hAnsiTheme="majorHAnsi" w:cstheme="majorHAnsi"/>
+          <w:b/>
+          <w:bCs/>
+          <w:sz w:val="28"/>
+          <w:szCs w:val="28"/>
+        </w:rPr>
+        <w:t>Table of Figures</w:t>
+      </w:r>
+    </w:p>
+    <w:p>
+      <w:pPr>
+        <w:pStyle w:val="TableofFigures"/>
+        <w:tabs>
+          <w:tab w:val="right" w:leader="dot" w:pos="9350"/>
+        </w:tabs>
+        <w:rPr>
+          <w:noProof/>
+          <w:kern w:val="2"/>
+          <w:sz w:val="24"/>
+          <w:szCs w:val="24"/>
+          <w:lang w:val="en-CA" w:eastAsia="en-CA"/>
+          <w14:ligatures w14:val="standardContextual"/>
+        </w:rPr>
+      </w:pPr>
+      <w:r>
+        <w:fldChar w:fldCharType="begin"/>
+      </w:r>
+      <w:r>
+        <w:instrText xml:space="preserve"> TOC \h \z \c "Figure" </w:instrText>
+      </w:r>
+      <w:r>
+        <w:fldChar w:fldCharType="separate"/>
+      </w:r>
+      <w:hyperlink w:anchor="_Toc205484854" w:history="1">
+        <w:r>
+          <w:rPr>
+            <w:rStyle w:val="Hyperlink"/>
+            <w:noProof/>
+          </w:rPr>
+          <w:t>Figure 1: Spendify Workflow</w:t>
+        </w:r>
+        <w:r>
+          <w:rPr>
+            <w:noProof/>
+            <w:webHidden/>
+          </w:rPr>
+          <w:tab/>
+        </w:r>
+        <w:r>
+          <w:rPr>
+            <w:noProof/>
+            <w:webHidden/>
+          </w:rPr>
+          <w:fldChar w:fldCharType="begin"/>
+        </w:r>
+        <w:r>
+          <w:rPr>
+            <w:noProof/>
+            <w:webHidden/>
+          </w:rPr>
+          <w:instrText xml:space="preserve"> PAGEREF _Toc205484854 \h </w:instrText>
+        </w:r>
+        <w:r>
+          <w:rPr>
+            <w:noProof/>
+            <w:webHidden/>
+          </w:rPr>
+        </w:r>
+        <w:r>
+          <w:rPr>
+            <w:noProof/>
+            <w:webHidden/>
+          </w:rPr>
+          <w:fldChar w:fldCharType="separate"/>
+        </w:r>
+        <w:r>
+          <w:rPr>
+            <w:noProof/>
+            <w:webHidden/>
+          </w:rPr>
+          <w:t>4</w:t>
+        </w:r>
+        <w:r>
+          <w:rPr>
+            <w:noProof/>
+            <w:webHidden/>
+          </w:rPr>
+          <w:fldChar w:fldCharType="end"/>
+        </w:r>
+      </w:hyperlink>
+    </w:p>
+    <w:p>
+      <w:pPr>
+        <w:pStyle w:val="TableofFigures"/>
+        <w:tabs>
+          <w:tab w:val="right" w:leader="dot" w:pos="9350"/>
+        </w:tabs>
+        <w:rPr>
+          <w:i/>
+          <w:iCs/>
+          <w:noProof/>
+          <w:kern w:val="2"/>
+          <w:sz w:val="24"/>
+          <w:szCs w:val="24"/>
+          <w:lang w:val="en-CA" w:eastAsia="en-CA"/>
+          <w14:ligatures w14:val="standardContextual"/>
+        </w:rPr>
+      </w:pPr>
+      <w:hyperlink w:anchor="_Toc205484855" w:history="1">
+        <w:r>
+          <w:rPr>
+            <w:rStyle w:val="Hyperlink"/>
+            <w:i/>
+            <w:iCs/>
+            <w:noProof/>
+          </w:rPr>
+          <w:t>Figure 2: Registration Procedure on a Discord Server</w:t>
+        </w:r>
+        <w:r>
+          <w:rPr>
+            <w:i/>
+            <w:iCs/>
+            <w:noProof/>
+            <w:webHidden/>
+          </w:rPr>
+          <w:tab/>
+        </w:r>
+        <w:r>
+          <w:rPr>
+            <w:i/>
+            <w:iCs/>
+            <w:noProof/>
+            <w:webHidden/>
+          </w:rPr>
+          <w:fldChar w:fldCharType="begin"/>
+        </w:r>
+        <w:r>
+          <w:rPr>
+            <w:i/>
+            <w:iCs/>
+            <w:noProof/>
+            <w:webHidden/>
+          </w:rPr>
+          <w:instrText xml:space="preserve"> PAGEREF _Toc205484855 \h </w:instrText>
+        </w:r>
+        <w:r>
+          <w:rPr>
+            <w:i/>
+            <w:iCs/>
+            <w:noProof/>
+            <w:webHidden/>
+          </w:rPr>
+        </w:r>
+        <w:r>
+          <w:rPr>
+            <w:i/>
+            <w:iCs/>
+            <w:noProof/>
+            <w:webHidden/>
+          </w:rPr>
+          <w:fldChar w:fldCharType="separate"/>
+        </w:r>
+        <w:r>
+          <w:rPr>
+            <w:i/>
+            <w:iCs/>
+            <w:noProof/>
+            <w:webHidden/>
+          </w:rPr>
+          <w:t>6</w:t>
+        </w:r>
+        <w:r>
+          <w:rPr>
+            <w:i/>
+            <w:iCs/>
+            <w:noProof/>
+            <w:webHidden/>
+          </w:rPr>
+          <w:fldChar w:fldCharType="end"/>
+        </w:r>
+      </w:hyperlink>
+    </w:p>
+    <w:p>
+      <w:pPr>
+        <w:pStyle w:val="TableofFigures"/>
+        <w:tabs>
+          <w:tab w:val="right" w:leader="dot" w:pos="9350"/>
+        </w:tabs>
+        <w:rPr>
+          <w:i/>
+          <w:iCs/>
+          <w:noProof/>
+          <w:kern w:val="2"/>
+          <w:sz w:val="24"/>
+          <w:szCs w:val="24"/>
+          <w:lang w:val="en-CA" w:eastAsia="en-CA"/>
+          <w14:ligatures w14:val="standardContextual"/>
+        </w:rPr>
+      </w:pPr>
+      <w:hyperlink w:anchor="_Toc205484856" w:history="1">
+        <w:r>
+          <w:rPr>
+            <w:rStyle w:val="Hyperlink"/>
+            <w:i/>
+            <w:iCs/>
+            <w:noProof/>
+          </w:rPr>
+          <w:t>Figure 3: Direct Message sent to User with Authentication Link</w:t>
+        </w:r>
+        <w:r>
+          <w:rPr>
+            <w:i/>
+            <w:iCs/>
+            <w:noProof/>
+            <w:webHidden/>
+          </w:rPr>
+          <w:tab/>
+        </w:r>
+        <w:r>
+          <w:rPr>
+            <w:i/>
+            <w:iCs/>
+            <w:noProof/>
+            <w:webHidden/>
+          </w:rPr>
+          <w:fldChar w:fldCharType="begin"/>
+        </w:r>
+        <w:r>
+          <w:rPr>
+            <w:i/>
+            <w:iCs/>
+            <w:noProof/>
+            <w:webHidden/>
+          </w:rPr>
+          <w:instrText xml:space="preserve"> PAGEREF _Toc205484856 \h </w:instrText>
+        </w:r>
+        <w:r>
+          <w:rPr>
+            <w:i/>
+            <w:iCs/>
+            <w:noProof/>
+            <w:webHidden/>
+          </w:rPr>
+        </w:r>
+        <w:r>
+          <w:rPr>
+            <w:i/>
+            <w:iCs/>
+            <w:noProof/>
+            <w:webHidden/>
+          </w:rPr>
+          <w:fldChar w:fldCharType="separate"/>
+        </w:r>
+        <w:r>
+          <w:rPr>
+            <w:i/>
+            <w:iCs/>
+            <w:noProof/>
+            <w:webHidden/>
+          </w:rPr>
+          <w:t>6</w:t>
+        </w:r>
+        <w:r>
+          <w:rPr>
+            <w:i/>
+            <w:iCs/>
+            <w:noProof/>
+            <w:webHidden/>
+          </w:rPr>
+          <w:fldChar w:fldCharType="end"/>
+        </w:r>
+      </w:hyperlink>
+    </w:p>
+    <w:p>
+      <w:pPr>
+        <w:pStyle w:val="TableofFigures"/>
+        <w:tabs>
+          <w:tab w:val="right" w:leader="dot" w:pos="9350"/>
+        </w:tabs>
+        <w:rPr>
+          <w:i/>
+          <w:iCs/>
+          <w:noProof/>
+          <w:kern w:val="2"/>
+          <w:sz w:val="24"/>
+          <w:szCs w:val="24"/>
+          <w:lang w:val="en-CA" w:eastAsia="en-CA"/>
+          <w14:ligatures w14:val="standardContextual"/>
+        </w:rPr>
+      </w:pPr>
+      <w:hyperlink w:anchor="_Toc205484857" w:history="1">
+        <w:r>
+          <w:rPr>
+            <w:rStyle w:val="Hyperlink"/>
+            <w:i/>
+            <w:iCs/>
+            <w:noProof/>
+          </w:rPr>
+          <w:t>Figure 4: User Upload’s an Image and the Spendify Bot Identifies and Processes it</w:t>
+        </w:r>
+        <w:r>
+          <w:rPr>
+            <w:i/>
+            <w:iCs/>
+            <w:noProof/>
+            <w:webHidden/>
+          </w:rPr>
+          <w:tab/>
+        </w:r>
+        <w:r>
+          <w:rPr>
+            <w:i/>
+            <w:iCs/>
+            <w:noProof/>
+            <w:webHidden/>
+          </w:rPr>
+          <w:fldChar w:fldCharType="begin"/>
+        </w:r>
+        <w:r>
+          <w:rPr>
+            <w:i/>
+            <w:iCs/>
+            <w:noProof/>
+            <w:webHidden/>
+          </w:rPr>
+          <w:instrText xml:space="preserve"> PAGEREF _Toc205484857 \h </w:instrText>
+        </w:r>
+        <w:r>
+          <w:rPr>
+            <w:i/>
+            <w:iCs/>
+            <w:noProof/>
+            <w:webHidden/>
+          </w:rPr>
+        </w:r>
+        <w:r>
+          <w:rPr>
+            <w:i/>
+            <w:iCs/>
+            <w:noProof/>
+            <w:webHidden/>
+          </w:rPr>
+          <w:fldChar w:fldCharType="separate"/>
+        </w:r>
+        <w:r>
+          <w:rPr>
+            <w:i/>
+            <w:iCs/>
+            <w:noProof/>
+            <w:webHidden/>
+          </w:rPr>
+          <w:t>7</w:t>
+        </w:r>
+        <w:r>
+          <w:rPr>
+            <w:i/>
+            <w:iCs/>
+            <w:noProof/>
+            <w:webHidden/>
+          </w:rPr>
+          <w:fldChar w:fldCharType="end"/>
+        </w:r>
+      </w:hyperlink>
+    </w:p>
+    <w:p>
+      <w:pPr>
+        <w:pStyle w:val="TableofFigures"/>
+        <w:tabs>
+          <w:tab w:val="right" w:leader="dot" w:pos="9350"/>
+        </w:tabs>
+        <w:rPr>
+          <w:i/>
+          <w:iCs/>
+          <w:noProof/>
+          <w:kern w:val="2"/>
+          <w:sz w:val="24"/>
+          <w:szCs w:val="24"/>
+          <w:lang w:val="en-CA" w:eastAsia="en-CA"/>
+          <w14:ligatures w14:val="standardContextual"/>
+        </w:rPr>
+      </w:pPr>
+      <w:hyperlink w:anchor="_Toc205484858" w:history="1">
+        <w:r>
+          <w:rPr>
+            <w:rStyle w:val="Hyperlink"/>
+            <w:i/>
+            <w:iCs/>
+            <w:noProof/>
+          </w:rPr>
+          <w:t>Figure 5: ADK Classification showing the Event’s Pipeline (Sample of what happens in Backend)</w:t>
+        </w:r>
+        <w:r>
+          <w:rPr>
+            <w:i/>
+            <w:iCs/>
+            <w:noProof/>
+            <w:webHidden/>
+          </w:rPr>
+          <w:tab/>
+        </w:r>
+        <w:r>
+          <w:rPr>
+            <w:i/>
+            <w:iCs/>
+            <w:noProof/>
+            <w:webHidden/>
+          </w:rPr>
+          <w:fldChar w:fldCharType="begin"/>
+        </w:r>
+        <w:r>
+          <w:rPr>
+            <w:i/>
+            <w:iCs/>
+            <w:noProof/>
+            <w:webHidden/>
+          </w:rPr>
+          <w:instrText xml:space="preserve"> PAGEREF _Toc205484858 \h </w:instrText>
+        </w:r>
+        <w:r>
+          <w:rPr>
+            <w:i/>
+            <w:iCs/>
+            <w:noProof/>
+            <w:webHidden/>
+          </w:rPr>
+        </w:r>
+        <w:r>
+          <w:rPr>
+            <w:i/>
+            <w:iCs/>
+            <w:noProof/>
+            <w:webHidden/>
+          </w:rPr>
+          <w:fldChar w:fldCharType="separate"/>
+        </w:r>
+        <w:r>
+          <w:rPr>
+            <w:i/>
+            <w:iCs/>
+            <w:noProof/>
+            <w:webHidden/>
+          </w:rPr>
+          <w:t>7</w:t>
+        </w:r>
+        <w:r>
+          <w:rPr>
+            <w:i/>
+            <w:iCs/>
+            <w:noProof/>
+            <w:webHidden/>
+          </w:rPr>
+          <w:fldChar w:fldCharType="end"/>
+        </w:r>
+      </w:hyperlink>
+    </w:p>
+    <w:p>
+      <w:pPr>
+        <w:pStyle w:val="TableofFigures"/>
+        <w:tabs>
+          <w:tab w:val="right" w:leader="dot" w:pos="9350"/>
+        </w:tabs>
+        <w:rPr>
+          <w:i/>
+          <w:iCs/>
+          <w:noProof/>
+          <w:kern w:val="2"/>
+          <w:sz w:val="24"/>
+          <w:szCs w:val="24"/>
+          <w:lang w:val="en-CA" w:eastAsia="en-CA"/>
+          <w14:ligatures w14:val="standardContextual"/>
+        </w:rPr>
+      </w:pPr>
+      <w:hyperlink w:anchor="_Toc205484859" w:history="1">
+        <w:r>
+          <w:rPr>
+            <w:rStyle w:val="Hyperlink"/>
+            <w:i/>
+            <w:iCs/>
+            <w:noProof/>
+          </w:rPr>
+          <w:t>Figure 6: Sample of How the Data Saves on the Firebase Firestore Database</w:t>
+        </w:r>
+        <w:r>
+          <w:rPr>
+            <w:i/>
+            <w:iCs/>
+            <w:noProof/>
+            <w:webHidden/>
+          </w:rPr>
+          <w:tab/>
+        </w:r>
+        <w:r>
+          <w:rPr>
+            <w:i/>
+            <w:iCs/>
+            <w:noProof/>
+            <w:webHidden/>
+          </w:rPr>
+          <w:fldChar w:fldCharType="begin"/>
+        </w:r>
+        <w:r>
+          <w:rPr>
+            <w:i/>
+            <w:iCs/>
+            <w:noProof/>
+            <w:webHidden/>
+          </w:rPr>
+          <w:instrText xml:space="preserve"> PAGEREF _Toc205484859 \h </w:instrText>
+        </w:r>
+        <w:r>
+          <w:rPr>
+            <w:i/>
+            <w:iCs/>
+            <w:noProof/>
+            <w:webHidden/>
+          </w:rPr>
+        </w:r>
+        <w:r>
+          <w:rPr>
+            <w:i/>
+            <w:iCs/>
+            <w:noProof/>
+            <w:webHidden/>
+          </w:rPr>
+          <w:fldChar w:fldCharType="separate"/>
+        </w:r>
+        <w:r>
+          <w:rPr>
+            <w:i/>
+            <w:iCs/>
+            <w:noProof/>
+            <w:webHidden/>
+          </w:rPr>
+          <w:t>8</w:t>
+        </w:r>
+        <w:r>
+          <w:rPr>
+            <w:i/>
+            <w:iCs/>
+            <w:noProof/>
+            <w:webHidden/>
+          </w:rPr>
+          <w:fldChar w:fldCharType="end"/>
+        </w:r>
+      </w:hyperlink>
+    </w:p>
+    <w:p>
+      <w:pPr>
+        <w:pStyle w:val="TableofFigures"/>
+        <w:tabs>
+          <w:tab w:val="right" w:leader="dot" w:pos="9350"/>
+        </w:tabs>
+        <w:rPr>
+          <w:i/>
+          <w:iCs/>
+          <w:noProof/>
+          <w:kern w:val="2"/>
+          <w:sz w:val="24"/>
+          <w:szCs w:val="24"/>
+          <w:lang w:val="en-CA" w:eastAsia="en-CA"/>
+          <w14:ligatures w14:val="standardContextual"/>
+        </w:rPr>
+      </w:pPr>
+      <w:hyperlink w:anchor="_Toc205484860" w:history="1">
+        <w:r>
+          <w:rPr>
+            <w:rStyle w:val="Hyperlink"/>
+            <w:i/>
+            <w:iCs/>
+            <w:noProof/>
+          </w:rPr>
+          <w:t>Figure 7: Login Authentication powered by Firebase Authentication with Google</w:t>
+        </w:r>
+        <w:r>
+          <w:rPr>
+            <w:i/>
+            <w:iCs/>
+            <w:noProof/>
+            <w:webHidden/>
+          </w:rPr>
+          <w:tab/>
+        </w:r>
+        <w:r>
+          <w:rPr>
+            <w:i/>
+            <w:iCs/>
+            <w:noProof/>
+            <w:webHidden/>
+          </w:rPr>
+          <w:fldChar w:fldCharType="begin"/>
+        </w:r>
+        <w:r>
+          <w:rPr>
+            <w:i/>
+            <w:iCs/>
+            <w:noProof/>
+            <w:webHidden/>
+          </w:rPr>
+          <w:instrText xml:space="preserve"> PAGEREF _Toc205484860 \h </w:instrText>
+        </w:r>
+        <w:r>
+          <w:rPr>
+            <w:i/>
+            <w:iCs/>
+            <w:noProof/>
+            <w:webHidden/>
+          </w:rPr>
+        </w:r>
+        <w:r>
+          <w:rPr>
+            <w:i/>
+            <w:iCs/>
+            <w:noProof/>
+            <w:webHidden/>
+          </w:rPr>
+          <w:fldChar w:fldCharType="separate"/>
+        </w:r>
+        <w:r>
+          <w:rPr>
+            <w:i/>
+            <w:iCs/>
+            <w:noProof/>
+            <w:webHidden/>
+          </w:rPr>
+          <w:t>8</w:t>
+        </w:r>
+        <w:r>
+          <w:rPr>
+            <w:i/>
+            <w:iCs/>
+            <w:noProof/>
+            <w:webHidden/>
+          </w:rPr>
+          <w:fldChar w:fldCharType="end"/>
+        </w:r>
+      </w:hyperlink>
+    </w:p>
+    <w:p>
+      <w:pPr>
+        <w:pStyle w:val="TableofFigures"/>
+        <w:tabs>
+          <w:tab w:val="right" w:leader="dot" w:pos="9350"/>
+        </w:tabs>
+        <w:rPr>
+          <w:i/>
+          <w:iCs/>
+          <w:noProof/>
+          <w:kern w:val="2"/>
+          <w:sz w:val="24"/>
+          <w:szCs w:val="24"/>
+          <w:lang w:val="en-CA" w:eastAsia="en-CA"/>
+          <w14:ligatures w14:val="standardContextual"/>
+        </w:rPr>
+      </w:pPr>
+      <w:hyperlink w:anchor="_Toc205484861" w:history="1">
+        <w:r>
+          <w:rPr>
+            <w:rStyle w:val="Hyperlink"/>
+            <w:i/>
+            <w:iCs/>
+            <w:noProof/>
+          </w:rPr>
+          <w:t>Figure 8: User Dashboard</w:t>
+        </w:r>
+        <w:r>
+          <w:rPr>
+            <w:i/>
+            <w:iCs/>
+            <w:noProof/>
+            <w:webHidden/>
+          </w:rPr>
+          <w:tab/>
+        </w:r>
+        <w:r>
+          <w:rPr>
+            <w:i/>
+            <w:iCs/>
+            <w:noProof/>
+            <w:webHidden/>
+          </w:rPr>
+          <w:fldChar w:fldCharType="begin"/>
+        </w:r>
+        <w:r>
+          <w:rPr>
+            <w:i/>
+            <w:iCs/>
+            <w:noProof/>
+            <w:webHidden/>
+          </w:rPr>
+          <w:instrText xml:space="preserve"> PAGEREF _Toc205484861 \h </w:instrText>
+        </w:r>
+        <w:r>
+          <w:rPr>
+            <w:i/>
+            <w:iCs/>
+            <w:noProof/>
+            <w:webHidden/>
+          </w:rPr>
+        </w:r>
+        <w:r>
+          <w:rPr>
+            <w:i/>
+            <w:iCs/>
+            <w:noProof/>
+            <w:webHidden/>
+          </w:rPr>
+          <w:fldChar w:fldCharType="separate"/>
+        </w:r>
+        <w:r>
+          <w:rPr>
+            <w:i/>
+            <w:iCs/>
+            <w:noProof/>
+            <w:webHidden/>
+          </w:rPr>
+          <w:t>9</w:t>
+        </w:r>
+        <w:r>
+          <w:rPr>
+            <w:i/>
+            <w:iCs/>
+            <w:noProof/>
+            <w:webHidden/>
+          </w:rPr>
+          <w:fldChar w:fldCharType="end"/>
+        </w:r>
+      </w:hyperlink>
+    </w:p>
+    <w:p>
+      <w:pPr>
+        <w:pStyle w:val="TableofFigures"/>
+        <w:tabs>
+          <w:tab w:val="right" w:leader="dot" w:pos="9350"/>
+        </w:tabs>
+        <w:rPr>
+          <w:i/>
+          <w:iCs/>
+          <w:noProof/>
+          <w:kern w:val="2"/>
+          <w:sz w:val="24"/>
+          <w:szCs w:val="24"/>
+          <w:lang w:val="en-CA" w:eastAsia="en-CA"/>
+          <w14:ligatures w14:val="standardContextual"/>
+        </w:rPr>
+      </w:pPr>
+      <w:hyperlink w:anchor="_Toc205484862" w:history="1">
+        <w:r>
+          <w:rPr>
+            <w:rStyle w:val="Hyperlink"/>
+            <w:i/>
+            <w:iCs/>
+            <w:noProof/>
+          </w:rPr>
+          <w:t>Figure 9: User has Option to Upload Receipt from another Source like this Dashboard</w:t>
+        </w:r>
+        <w:r>
+          <w:rPr>
+            <w:i/>
+            <w:iCs/>
+            <w:noProof/>
+            <w:webHidden/>
+          </w:rPr>
+          <w:tab/>
+        </w:r>
+        <w:r>
+          <w:rPr>
+            <w:i/>
+            <w:iCs/>
+            <w:noProof/>
+            <w:webHidden/>
+          </w:rPr>
+          <w:fldChar w:fldCharType="begin"/>
+        </w:r>
+        <w:r>
+          <w:rPr>
+            <w:i/>
+            <w:iCs/>
+            <w:noProof/>
+            <w:webHidden/>
+          </w:rPr>
+          <w:instrText xml:space="preserve"> PAGEREF _Toc205484862 \h </w:instrText>
+        </w:r>
+        <w:r>
+          <w:rPr>
+            <w:i/>
+            <w:iCs/>
+            <w:noProof/>
+            <w:webHidden/>
+          </w:rPr>
+        </w:r>
+        <w:r>
+          <w:rPr>
+            <w:i/>
+            <w:iCs/>
+            <w:noProof/>
+            <w:webHidden/>
+          </w:rPr>
+          <w:fldChar w:fldCharType="separate"/>
+        </w:r>
+        <w:r>
+          <w:rPr>
+            <w:i/>
+            <w:iCs/>
+            <w:noProof/>
+            <w:webHidden/>
+          </w:rPr>
+          <w:t>9</w:t>
+        </w:r>
+        <w:r>
+          <w:rPr>
+            <w:i/>
+            <w:iCs/>
+            <w:noProof/>
+            <w:webHidden/>
+          </w:rPr>
+          <w:fldChar w:fldCharType="end"/>
+        </w:r>
+      </w:hyperlink>
+    </w:p>
+    <w:p>
+      <w:pPr>
         <w:pStyle w:val="Heading1"/>
         <w:rPr>
           <w:color w:val="auto"/>
         </w:rPr>
       </w:pPr>
       <w:r>
-        <w:rPr>
-          <w:color w:val="auto"/>
-        </w:rPr>
-        <w:t>Table of Contents</w:t>
+        <w:fldChar w:fldCharType="end"/>
       </w:r>
-    </w:p>
-    <w:p>
-      <w:pPr>
-        <w:pStyle w:val="ListParagraph"/>
-        <w:numPr>
-          <w:ilvl w:val="0"/>
-          <w:numId w:val="30"/>
-        </w:numPr>
-        <w:spacing w:line="480" w:lineRule="auto"/>
-      </w:pPr>
-      <w:r>
-        <w:t>Introduction</w:t>
-      </w:r>
-    </w:p>
-    <w:p>
-      <w:pPr>
-        <w:pStyle w:val="ListParagraph"/>
-        <w:numPr>
-          <w:ilvl w:val="0"/>
-          <w:numId w:val="30"/>
-        </w:numPr>
-        <w:spacing w:line="480" w:lineRule="auto"/>
-      </w:pPr>
-      <w:r>
-        <w:t>System Architecture &amp; Technical Design</w:t>
-      </w:r>
-    </w:p>
-    <w:p>
-      <w:pPr>
-        <w:pStyle w:val="ListParagraph"/>
-        <w:numPr>
-          <w:ilvl w:val="0"/>
-          <w:numId w:val="30"/>
-        </w:numPr>
-        <w:spacing w:line="480" w:lineRule="auto"/>
-      </w:pPr>
-      <w:r>
-        <w:t>Data Flow &amp; Pipeline Implementation</w:t>
-      </w:r>
-    </w:p>
-    <w:p>
-      <w:pPr>
-        <w:pStyle w:val="ListParagraph"/>
-        <w:numPr>
-          <w:ilvl w:val="0"/>
-          <w:numId w:val="30"/>
-        </w:numPr>
-        <w:spacing w:line="480" w:lineRule="auto"/>
-      </w:pPr>
-      <w:r>
-        <w:t>Testing &amp; Evaluation</w:t>
-      </w:r>
-    </w:p>
-    <w:p>
-      <w:pPr>
-        <w:pStyle w:val="ListParagraph"/>
-        <w:numPr>
-          <w:ilvl w:val="0"/>
-          <w:numId w:val="30"/>
-        </w:numPr>
-        <w:spacing w:line="480" w:lineRule="auto"/>
-      </w:pPr>
-      <w:r>
-        <w:t>Challenges &amp; Iterative Improvements</w:t>
-      </w:r>
-    </w:p>
-    <w:p>
-      <w:pPr>
-        <w:pStyle w:val="ListParagraph"/>
-        <w:numPr>
-          <w:ilvl w:val="0"/>
-          <w:numId w:val="30"/>
-        </w:numPr>
-        <w:spacing w:line="480" w:lineRule="auto"/>
-      </w:pPr>
-      <w:r>
-        <w:t>Final Deployment &amp; Demo</w:t>
-      </w:r>
-    </w:p>
-    <w:p>
-      <w:pPr>
-        <w:pStyle w:val="ListParagraph"/>
-        <w:numPr>
-          <w:ilvl w:val="0"/>
-          <w:numId w:val="30"/>
-        </w:numPr>
-        <w:spacing w:line="480" w:lineRule="auto"/>
-      </w:pPr>
-      <w:r>
-        <w:t>Ethical Considerations</w:t>
-      </w:r>
-    </w:p>
-    <w:p>
-      <w:pPr>
-        <w:pStyle w:val="ListParagraph"/>
-        <w:numPr>
-          <w:ilvl w:val="0"/>
-          <w:numId w:val="30"/>
-        </w:numPr>
-        <w:spacing w:line="480" w:lineRule="auto"/>
-      </w:pPr>
-      <w:r>
-        <w:t>Conclusion &amp; Future Work</w:t>
-      </w:r>
-    </w:p>
-    <w:p>
-      <w:pPr>
-        <w:pStyle w:val="ListParagraph"/>
-        <w:numPr>
-          <w:ilvl w:val="0"/>
-          <w:numId w:val="30"/>
-        </w:numPr>
-        <w:spacing w:after="0" w:line="480" w:lineRule="auto"/>
-      </w:pPr>
-      <w:r>
-        <w:t>References</w:t>
-      </w:r>
-    </w:p>
-    <w:p>
-      <w:pPr>
-        <w:pStyle w:val="Heading1"/>
-        <w:spacing w:before="0"/>
-        <w:rPr>
-          <w:color w:val="auto"/>
-        </w:rPr>
-      </w:pPr>
+      <w:bookmarkStart w:id="1" w:name="_Toc205484864"/>
       <w:r>
         <w:rPr>
           <w:color w:val="auto"/>
         </w:rPr>
         <w:t>Introduction</w:t>
       </w:r>
+      <w:bookmarkEnd w:id="1"/>
     </w:p>
     <w:p>
       <w:pPr>
@@ -749,12 +3646,14 @@
           <w:color w:val="auto"/>
         </w:rPr>
       </w:pPr>
+      <w:bookmarkStart w:id="2" w:name="_Toc205484865"/>
       <w:r>
         <w:rPr>
           <w:color w:val="auto"/>
         </w:rPr>
         <w:t>Problem Statement</w:t>
       </w:r>
+      <w:bookmarkEnd w:id="2"/>
     </w:p>
     <w:p>
       <w:r>
@@ -768,12 +3667,14 @@
           <w:color w:val="auto"/>
         </w:rPr>
       </w:pPr>
+      <w:bookmarkStart w:id="3" w:name="_Toc205484866"/>
       <w:r>
         <w:rPr>
           <w:color w:val="auto"/>
         </w:rPr>
         <w:t>Objective</w:t>
       </w:r>
+      <w:bookmarkEnd w:id="3"/>
     </w:p>
     <w:p>
       <w:r>
@@ -818,7 +3719,6 @@
         </w:numPr>
       </w:pPr>
       <w:r>
-        <w:lastRenderedPageBreak/>
         <w:t>LLM/agent-based classification (GCP ADK)</w:t>
       </w:r>
     </w:p>
@@ -848,22 +3748,19 @@
     </w:p>
     <w:p>
       <w:pPr>
-        <w:pStyle w:val="ListParagraph"/>
-      </w:pPr>
-    </w:p>
-    <w:p>
-      <w:pPr>
         <w:pStyle w:val="Heading2"/>
         <w:rPr>
           <w:color w:val="auto"/>
         </w:rPr>
       </w:pPr>
+      <w:bookmarkStart w:id="4" w:name="_Toc205484867"/>
       <w:r>
         <w:rPr>
           <w:color w:val="auto"/>
         </w:rPr>
         <w:t>Milestone Alignment</w:t>
       </w:r>
+      <w:bookmarkEnd w:id="4"/>
     </w:p>
     <w:p>
       <w:pPr>
@@ -920,12 +3817,14 @@
           <w:color w:val="auto"/>
         </w:rPr>
       </w:pPr>
+      <w:bookmarkStart w:id="5" w:name="_Toc205484868"/>
       <w:r>
         <w:rPr>
           <w:color w:val="auto"/>
         </w:rPr>
         <w:t>System Architecture &amp; Technical Design</w:t>
       </w:r>
+      <w:bookmarkEnd w:id="5"/>
     </w:p>
     <w:p>
       <w:pPr>
@@ -934,12 +3833,14 @@
           <w:color w:val="auto"/>
         </w:rPr>
       </w:pPr>
+      <w:bookmarkStart w:id="6" w:name="_Toc205484869"/>
       <w:r>
         <w:rPr>
           <w:color w:val="auto"/>
         </w:rPr>
         <w:t>Core Components</w:t>
       </w:r>
+      <w:bookmarkEnd w:id="6"/>
     </w:p>
     <w:p>
       <w:pPr>
@@ -998,6 +3899,7 @@
         </w:numPr>
       </w:pPr>
       <w:r>
+        <w:lastRenderedPageBreak/>
         <w:t>ADK Pipeline: Multi-agent system for item classification with validation.</w:t>
       </w:r>
     </w:p>
@@ -1020,12 +3922,14 @@
           <w:color w:val="auto"/>
         </w:rPr>
       </w:pPr>
+      <w:bookmarkStart w:id="7" w:name="_Toc205484870"/>
       <w:r>
         <w:rPr>
           <w:color w:val="auto"/>
         </w:rPr>
         <w:t>Technologies Used</w:t>
       </w:r>
+      <w:bookmarkEnd w:id="7"/>
     </w:p>
     <w:p>
       <w:r>
@@ -1039,12 +3943,14 @@
           <w:color w:val="auto"/>
         </w:rPr>
       </w:pPr>
+      <w:bookmarkStart w:id="8" w:name="_Toc205484871"/>
       <w:r>
         <w:rPr>
           <w:color w:val="auto"/>
         </w:rPr>
         <w:t>Infrastructure</w:t>
       </w:r>
+      <w:bookmarkEnd w:id="8"/>
     </w:p>
     <w:p>
       <w:pPr>
@@ -1097,12 +4003,14 @@
           <w:color w:val="auto"/>
         </w:rPr>
       </w:pPr>
+      <w:bookmarkStart w:id="9" w:name="_Toc205484872"/>
       <w:r>
         <w:rPr>
           <w:color w:val="auto"/>
         </w:rPr>
         <w:t>Data Flow &amp; Pipeline Implementation</w:t>
       </w:r>
+      <w:bookmarkEnd w:id="9"/>
     </w:p>
     <w:p>
       <w:pPr>
@@ -1151,6 +4059,9 @@
       <w:r>
         <w:t>ADK agents (Initial Classifier → Grouping Agent → Validation Agent → Finalizer) process and label data.</w:t>
       </w:r>
+      <w:r>
+        <w:t xml:space="preserve"> </w:t>
+      </w:r>
     </w:p>
     <w:p>
       <w:pPr>
@@ -1178,17 +4089,19 @@
     </w:p>
     <w:p>
       <w:pPr>
+        <w:pStyle w:val="ListParagraph"/>
+        <w:keepNext/>
+        <w:ind w:left="0"/>
         <w:jc w:val="center"/>
       </w:pPr>
       <w:r>
         <w:rPr>
           <w:noProof/>
         </w:rPr>
-        <w:lastRenderedPageBreak/>
         <w:drawing>
-          <wp:inline distT="0" distB="0" distL="0" distR="0" wp14:anchorId="35D3CC6E" wp14:editId="09343431">
-            <wp:extent cx="3807227" cy="8102991"/>
-            <wp:effectExtent l="0" t="0" r="3175" b="0"/>
+          <wp:inline distT="0" distB="0" distL="0" distR="0" wp14:anchorId="35D3CC6E" wp14:editId="2C44B087">
+            <wp:extent cx="2011680" cy="4162614"/>
+            <wp:effectExtent l="0" t="0" r="7620" b="9525"/>
             <wp:docPr id="1397508638" name="Picture 5"/>
             <wp:cNvGraphicFramePr>
               <a:graphicFrameLocks xmlns:a="http://schemas.openxmlformats.org/drawingml/2006/main" noChangeAspect="1"/>
@@ -1218,7 +4131,7 @@
                   <pic:spPr bwMode="auto">
                     <a:xfrm>
                       <a:off x="0" y="0"/>
-                      <a:ext cx="3833938" cy="8159840"/>
+                      <a:ext cx="2110329" cy="4366741"/>
                     </a:xfrm>
                     <a:prstGeom prst="rect">
                       <a:avLst/>
@@ -1234,11 +4147,42 @@
     </w:p>
     <w:p>
       <w:pPr>
+        <w:pStyle w:val="Caption"/>
+        <w:jc w:val="center"/>
+      </w:pPr>
+      <w:bookmarkStart w:id="10" w:name="_Toc205484854"/>
+      <w:r>
+        <w:t xml:space="preserve">Figure </w:t>
+      </w:r>
+      <w:fldSimple w:instr=" SEQ Figure \* ARABIC ">
+        <w:r>
+          <w:rPr>
+            <w:noProof/>
+          </w:rPr>
+          <w:t>1</w:t>
+        </w:r>
+      </w:fldSimple>
+      <w:r>
+        <w:t xml:space="preserve">: </w:t>
+      </w:r>
+      <w:proofErr w:type="spellStart"/>
+      <w:r>
+        <w:t>Spendify</w:t>
+      </w:r>
+      <w:proofErr w:type="spellEnd"/>
+      <w:r>
+        <w:t xml:space="preserve"> Workflow</w:t>
+      </w:r>
+      <w:bookmarkEnd w:id="10"/>
+    </w:p>
+    <w:p>
+      <w:pPr>
         <w:pStyle w:val="Heading1"/>
         <w:rPr>
           <w:color w:val="auto"/>
         </w:rPr>
       </w:pPr>
+      <w:bookmarkStart w:id="11" w:name="_Toc205484873"/>
       <w:r>
         <w:rPr>
           <w:color w:val="auto"/>
@@ -1246,6 +4190,7 @@
         <w:lastRenderedPageBreak/>
         <w:t>Testing &amp; Evaluation</w:t>
       </w:r>
+      <w:bookmarkEnd w:id="11"/>
     </w:p>
     <w:p>
       <w:pPr>
@@ -1254,12 +4199,14 @@
           <w:color w:val="auto"/>
         </w:rPr>
       </w:pPr>
+      <w:bookmarkStart w:id="12" w:name="_Toc205484874"/>
       <w:r>
         <w:rPr>
           <w:color w:val="auto"/>
         </w:rPr>
         <w:t>Testing Conducted</w:t>
       </w:r>
+      <w:bookmarkEnd w:id="12"/>
     </w:p>
     <w:p>
       <w:pPr>
@@ -1316,12 +4263,14 @@
           <w:color w:val="auto"/>
         </w:rPr>
       </w:pPr>
+      <w:bookmarkStart w:id="13" w:name="_Toc205484875"/>
       <w:r>
         <w:rPr>
           <w:color w:val="auto"/>
         </w:rPr>
         <w:t>Results</w:t>
       </w:r>
+      <w:bookmarkEnd w:id="13"/>
     </w:p>
     <w:p>
       <w:pPr>
@@ -1378,12 +4327,14 @@
           <w:color w:val="auto"/>
         </w:rPr>
       </w:pPr>
+      <w:bookmarkStart w:id="14" w:name="_Toc205484876"/>
       <w:r>
         <w:rPr>
           <w:color w:val="auto"/>
         </w:rPr>
         <w:t>Challenges &amp; Iterative Improvements</w:t>
       </w:r>
+      <w:bookmarkEnd w:id="14"/>
     </w:p>
     <w:p>
       <w:pPr>
@@ -1404,7 +4355,21 @@
           <w:i/>
           <w:iCs/>
         </w:rPr>
-        <w:t>Every time Jonathan broke the project</w:t>
+        <w:t xml:space="preserve">Every time </w:t>
+      </w:r>
+      <w:r>
+        <w:rPr>
+          <w:i/>
+          <w:iCs/>
+        </w:rPr>
+        <w:t>Jonathan</w:t>
+      </w:r>
+      <w:r>
+        <w:rPr>
+          <w:i/>
+          <w:iCs/>
+        </w:rPr>
+        <w:t xml:space="preserve"> broke the project</w:t>
       </w:r>
     </w:p>
     <w:p>
@@ -1506,12 +4471,14 @@
           <w:color w:val="auto"/>
         </w:rPr>
       </w:pPr>
+      <w:bookmarkStart w:id="15" w:name="_Toc205484877"/>
       <w:r>
         <w:rPr>
           <w:color w:val="auto"/>
         </w:rPr>
         <w:t>Final Deployment &amp; Demo</w:t>
       </w:r>
+      <w:bookmarkEnd w:id="15"/>
     </w:p>
     <w:p>
       <w:pPr>
@@ -1520,12 +4487,14 @@
           <w:color w:val="auto"/>
         </w:rPr>
       </w:pPr>
+      <w:bookmarkStart w:id="16" w:name="_Toc205484878"/>
       <w:r>
         <w:rPr>
           <w:color w:val="auto"/>
         </w:rPr>
         <w:t>Deployment Status</w:t>
       </w:r>
+      <w:bookmarkEnd w:id="16"/>
     </w:p>
     <w:p>
       <w:pPr>
@@ -1594,12 +4563,14 @@
           <w:color w:val="auto"/>
         </w:rPr>
       </w:pPr>
+      <w:bookmarkStart w:id="17" w:name="_Toc205484879"/>
       <w:r>
         <w:rPr>
           <w:color w:val="auto"/>
         </w:rPr>
         <w:t>URLs</w:t>
       </w:r>
+      <w:bookmarkEnd w:id="17"/>
     </w:p>
     <w:p>
       <w:pPr>
@@ -1671,6 +4642,7 @@
           <w:color w:val="auto"/>
         </w:rPr>
       </w:pPr>
+      <w:bookmarkStart w:id="18" w:name="_Toc205484880"/>
       <w:r>
         <w:rPr>
           <w:color w:val="auto"/>
@@ -1678,6 +4650,7 @@
         <w:lastRenderedPageBreak/>
         <w:t>Demo Summary</w:t>
       </w:r>
+      <w:bookmarkEnd w:id="18"/>
     </w:p>
     <w:p>
       <w:r>
@@ -1686,26 +4659,18 @@
     </w:p>
     <w:p>
       <w:pPr>
-        <w:rPr>
-          <w:i/>
-          <w:iCs/>
-          <w:color w:val="808080" w:themeColor="text1" w:themeTint="7F"/>
-        </w:rPr>
-      </w:pPr>
-      <w:r>
-        <w:rPr>
-          <w:rStyle w:val="SubtleEmphasis"/>
-        </w:rPr>
-        <w:t>Registration Procedure (can be on a Server):</w:t>
-      </w:r>
+        <w:keepNext/>
+        <w:spacing w:after="0"/>
+        <w:jc w:val="center"/>
+      </w:pPr>
       <w:r>
         <w:rPr>
           <w:noProof/>
         </w:rPr>
         <w:drawing>
-          <wp:inline distT="0" distB="0" distL="0" distR="0" wp14:anchorId="05FE1ACB" wp14:editId="0B62ED6D">
-            <wp:extent cx="5487960" cy="3735977"/>
-            <wp:effectExtent l="0" t="0" r="0" b="0"/>
+          <wp:inline distT="0" distB="0" distL="0" distR="0" wp14:anchorId="05FE1ACB" wp14:editId="160E9468">
+            <wp:extent cx="5580000" cy="3798633"/>
+            <wp:effectExtent l="0" t="0" r="1905" b="0"/>
             <wp:docPr id="938453786" name="Picture 2" descr="A screenshot of a computer&#10;&#10;AI-generated content may be incorrect."/>
             <wp:cNvGraphicFramePr>
               <a:graphicFrameLocks xmlns:a="http://schemas.openxmlformats.org/drawingml/2006/main" noChangeAspect="1"/>
@@ -1735,7 +4700,7 @@
                   <pic:spPr bwMode="auto">
                     <a:xfrm>
                       <a:off x="0" y="0"/>
-                      <a:ext cx="5532270" cy="3766141"/>
+                      <a:ext cx="5580000" cy="3798633"/>
                     </a:xfrm>
                     <a:prstGeom prst="rect">
                       <a:avLst/>
@@ -1751,24 +4716,60 @@
     </w:p>
     <w:p>
       <w:pPr>
+        <w:pStyle w:val="Caption"/>
+        <w:jc w:val="center"/>
         <w:rPr>
-          <w:rStyle w:val="SubtleEmphasis"/>
+          <w:i/>
+          <w:iCs/>
+          <w:color w:val="808080" w:themeColor="text1" w:themeTint="7F"/>
         </w:rPr>
       </w:pPr>
+      <w:bookmarkStart w:id="19" w:name="_Toc205484855"/>
       <w:r>
-        <w:rPr>
-          <w:rStyle w:val="SubtleEmphasis"/>
-        </w:rPr>
-        <w:t>Directly Messaged User the Authentication Link:</w:t>
+        <w:t xml:space="preserve">Figure </w:t>
       </w:r>
+      <w:fldSimple w:instr=" SEQ Figure \* ARABIC ">
+        <w:r>
+          <w:rPr>
+            <w:noProof/>
+          </w:rPr>
+          <w:t>2</w:t>
+        </w:r>
+      </w:fldSimple>
+      <w:r>
+        <w:t xml:space="preserve">: </w:t>
+      </w:r>
+      <w:r>
+        <w:t xml:space="preserve">Registration Procedure </w:t>
+      </w:r>
+      <w:r>
+        <w:t>o</w:t>
+      </w:r>
+      <w:r>
+        <w:t xml:space="preserve">n a </w:t>
+      </w:r>
+      <w:r>
+        <w:t xml:space="preserve">Discord </w:t>
+      </w:r>
+      <w:r>
+        <w:t>Server</w:t>
+      </w:r>
+      <w:bookmarkEnd w:id="19"/>
+    </w:p>
+    <w:p>
+      <w:pPr>
+        <w:keepNext/>
+        <w:spacing w:after="0"/>
+        <w:jc w:val="center"/>
+      </w:pPr>
       <w:r>
         <w:rPr>
           <w:noProof/>
         </w:rPr>
         <w:drawing>
-          <wp:inline distT="0" distB="0" distL="0" distR="0" wp14:anchorId="13AF9B5C" wp14:editId="0C90685F">
-            <wp:extent cx="5538296" cy="3135086"/>
-            <wp:effectExtent l="0" t="0" r="5715" b="8255"/>
+          <wp:inline distT="0" distB="0" distL="0" distR="0" wp14:anchorId="13AF9B5C" wp14:editId="1E279CE3">
+            <wp:extent cx="5580000" cy="3158694"/>
+            <wp:effectExtent l="0" t="0" r="1905" b="3810"/>
             <wp:docPr id="911112410" name="Picture 3" descr="A screenshot of a computer&#10;&#10;AI-generated content may be incorrect."/>
             <wp:cNvGraphicFramePr>
               <a:graphicFrameLocks xmlns:a="http://schemas.openxmlformats.org/drawingml/2006/main" noChangeAspect="1"/>
@@ -1798,7 +4799,7 @@
                   <pic:spPr bwMode="auto">
                     <a:xfrm>
                       <a:off x="0" y="0"/>
-                      <a:ext cx="5571991" cy="3154160"/>
+                      <a:ext cx="5580000" cy="3158694"/>
                     </a:xfrm>
                     <a:prstGeom prst="rect">
                       <a:avLst/>
@@ -1814,78 +4815,59 @@
     </w:p>
     <w:p>
       <w:pPr>
+        <w:pStyle w:val="Caption"/>
+        <w:jc w:val="center"/>
         <w:rPr>
-          <w:i/>
-          <w:iCs/>
-          <w:color w:val="808080" w:themeColor="text1" w:themeTint="7F"/>
-          <w:lang w:val="en-CA"/>
+          <w:rStyle w:val="SubtleEmphasis"/>
         </w:rPr>
       </w:pPr>
+      <w:bookmarkStart w:id="20" w:name="_Toc205484856"/>
       <w:r>
-        <w:rPr>
-          <w:i/>
-          <w:iCs/>
-          <w:color w:val="808080" w:themeColor="text1" w:themeTint="7F"/>
-          <w:lang w:val="en-CA"/>
-        </w:rPr>
-        <w:lastRenderedPageBreak/>
-        <w:t xml:space="preserve">User Upload’s </w:t>
+        <w:t xml:space="preserve">Figure </w:t>
+      </w:r>
+      <w:fldSimple w:instr=" SEQ Figure \* ARABIC ">
+        <w:r>
+          <w:rPr>
+            <w:noProof/>
+          </w:rPr>
+          <w:t>3</w:t>
+        </w:r>
+      </w:fldSimple>
+      <w:r>
+        <w:t xml:space="preserve">: </w:t>
       </w:r>
       <w:r>
-        <w:rPr>
-          <w:i/>
-          <w:iCs/>
-          <w:color w:val="808080" w:themeColor="text1" w:themeTint="7F"/>
-          <w:lang w:val="en-CA"/>
-        </w:rPr>
-        <w:t>an</w:t>
+        <w:t>Direct Message</w:t>
       </w:r>
       <w:r>
-        <w:rPr>
-          <w:i/>
-          <w:iCs/>
-          <w:color w:val="808080" w:themeColor="text1" w:themeTint="7F"/>
-          <w:lang w:val="en-CA"/>
-        </w:rPr>
-        <w:t xml:space="preserve"> Image an</w:t>
+        <w:t xml:space="preserve"> sent to</w:t>
       </w:r>
       <w:r>
-        <w:rPr>
-          <w:i/>
-          <w:iCs/>
-          <w:color w:val="808080" w:themeColor="text1" w:themeTint="7F"/>
-          <w:lang w:val="en-CA"/>
-        </w:rPr>
-        <w:t xml:space="preserve">d the </w:t>
+        <w:t xml:space="preserve"> User </w:t>
       </w:r>
-      <w:proofErr w:type="spellStart"/>
       <w:r>
-        <w:rPr>
-          <w:i/>
-          <w:iCs/>
-          <w:color w:val="808080" w:themeColor="text1" w:themeTint="7F"/>
-          <w:lang w:val="en-CA"/>
-        </w:rPr>
-        <w:t>Spendify</w:t>
+        <w:t>with</w:t>
       </w:r>
-      <w:proofErr w:type="spellEnd"/>
       <w:r>
-        <w:rPr>
-          <w:i/>
-          <w:iCs/>
-          <w:color w:val="808080" w:themeColor="text1" w:themeTint="7F"/>
-          <w:lang w:val="en-CA"/>
-        </w:rPr>
-        <w:t xml:space="preserve"> Bot Identifies and Processes it:</w:t>
+        <w:t xml:space="preserve"> Authentication Link</w:t>
       </w:r>
+      <w:bookmarkEnd w:id="20"/>
+    </w:p>
+    <w:p>
+      <w:pPr>
+        <w:keepNext/>
+        <w:spacing w:after="0"/>
+        <w:jc w:val="center"/>
+      </w:pPr>
       <w:r>
         <w:rPr>
           <w:noProof/>
         </w:rPr>
+        <w:lastRenderedPageBreak/>
         <w:drawing>
-          <wp:inline distT="0" distB="0" distL="0" distR="0" wp14:anchorId="5E1EC2C7" wp14:editId="43EC7FA3">
-            <wp:extent cx="6642821" cy="4010297"/>
-            <wp:effectExtent l="0" t="0" r="5715" b="9525"/>
+          <wp:inline distT="0" distB="0" distL="0" distR="0" wp14:anchorId="5E1EC2C7" wp14:editId="34FDCB23">
+            <wp:extent cx="6279486" cy="3790950"/>
+            <wp:effectExtent l="0" t="0" r="7620" b="0"/>
             <wp:docPr id="1767328461" name="Picture 1" descr="A screenshot of a computer screen&#10;&#10;AI-generated content may be incorrect."/>
             <wp:cNvGraphicFramePr>
               <a:graphicFrameLocks xmlns:a="http://schemas.openxmlformats.org/drawingml/2006/main" noChangeAspect="1"/>
@@ -1906,7 +4888,7 @@
                   <pic:spPr>
                     <a:xfrm>
                       <a:off x="0" y="0"/>
-                      <a:ext cx="6685487" cy="4036055"/>
+                      <a:ext cx="6287055" cy="3795519"/>
                     </a:xfrm>
                     <a:prstGeom prst="rect">
                       <a:avLst/>
@@ -1921,39 +4903,52 @@
     </w:p>
     <w:p>
       <w:pPr>
-        <w:rPr>
-          <w:i/>
-          <w:iCs/>
-          <w:color w:val="808080" w:themeColor="text1" w:themeTint="7F"/>
-          <w:lang w:val="en-CA"/>
-        </w:rPr>
-      </w:pPr>
+        <w:pStyle w:val="Caption"/>
+        <w:jc w:val="center"/>
+      </w:pPr>
+      <w:bookmarkStart w:id="21" w:name="_Toc205484857"/>
       <w:r>
-        <w:rPr>
-          <w:i/>
-          <w:iCs/>
-          <w:color w:val="808080" w:themeColor="text1" w:themeTint="7F"/>
-          <w:lang w:val="en-CA"/>
-        </w:rPr>
-        <w:t xml:space="preserve">ADK Classification showing the Event’s </w:t>
+        <w:t xml:space="preserve">Figure </w:t>
+      </w:r>
+      <w:fldSimple w:instr=" SEQ Figure \* ARABIC ">
+        <w:r>
+          <w:rPr>
+            <w:noProof/>
+          </w:rPr>
+          <w:t>4</w:t>
+        </w:r>
+      </w:fldSimple>
+      <w:r>
+        <w:t xml:space="preserve">: </w:t>
       </w:r>
       <w:r>
-        <w:rPr>
-          <w:i/>
-          <w:iCs/>
-          <w:color w:val="808080" w:themeColor="text1" w:themeTint="7F"/>
-          <w:lang w:val="en-CA"/>
-        </w:rPr>
-        <w:t>Pipeline (Sample of what happens in Backend):</w:t>
+        <w:t xml:space="preserve">User Upload’s an Image and the </w:t>
       </w:r>
+      <w:proofErr w:type="spellStart"/>
+      <w:r>
+        <w:t>Spendify</w:t>
+      </w:r>
+      <w:proofErr w:type="spellEnd"/>
+      <w:r>
+        <w:t xml:space="preserve"> Bot Identifies and Processes it</w:t>
+      </w:r>
+      <w:bookmarkEnd w:id="21"/>
+    </w:p>
+    <w:p/>
+    <w:p>
+      <w:pPr>
+        <w:keepNext/>
+        <w:spacing w:after="0"/>
+        <w:jc w:val="center"/>
+      </w:pPr>
       <w:r>
         <w:rPr>
           <w:noProof/>
         </w:rPr>
         <w:drawing>
-          <wp:inline distT="0" distB="0" distL="0" distR="0" wp14:anchorId="77FBD923" wp14:editId="0535110C">
-            <wp:extent cx="6634519" cy="3540034"/>
-            <wp:effectExtent l="0" t="0" r="0" b="3810"/>
+          <wp:inline distT="0" distB="0" distL="0" distR="0" wp14:anchorId="77FBD923" wp14:editId="1DA74467">
+            <wp:extent cx="6283616" cy="3352800"/>
+            <wp:effectExtent l="0" t="0" r="3175" b="0"/>
             <wp:docPr id="1523441126" name="Picture 9"/>
             <wp:cNvGraphicFramePr>
               <a:graphicFrameLocks xmlns:a="http://schemas.openxmlformats.org/drawingml/2006/main" noChangeAspect="1"/>
@@ -1983,7 +4978,7 @@
                   <pic:spPr bwMode="auto">
                     <a:xfrm>
                       <a:off x="0" y="0"/>
-                      <a:ext cx="6648776" cy="3547641"/>
+                      <a:ext cx="6291730" cy="3357130"/>
                     </a:xfrm>
                     <a:prstGeom prst="rect">
                       <a:avLst/>
@@ -1998,17 +4993,47 @@
       </w:r>
     </w:p>
     <w:p>
+      <w:pPr>
+        <w:pStyle w:val="Caption"/>
+        <w:jc w:val="center"/>
+        <w:rPr>
+          <w:i/>
+          <w:iCs/>
+          <w:color w:val="808080" w:themeColor="text1" w:themeTint="7F"/>
+          <w:lang w:val="en-CA"/>
+        </w:rPr>
+      </w:pPr>
+      <w:bookmarkStart w:id="22" w:name="_Toc205484858"/>
       <w:r>
-        <w:rPr>
-          <w:rStyle w:val="SubtleEmphasis"/>
-        </w:rPr>
-        <w:lastRenderedPageBreak/>
-        <w:t>Sample of How the Data Saves on the Firebase Firestore Database:</w:t>
+        <w:t xml:space="preserve">Figure </w:t>
       </w:r>
+      <w:fldSimple w:instr=" SEQ Figure \* ARABIC ">
+        <w:r>
+          <w:rPr>
+            <w:noProof/>
+          </w:rPr>
+          <w:t>5</w:t>
+        </w:r>
+      </w:fldSimple>
+      <w:r>
+        <w:t xml:space="preserve">: </w:t>
+      </w:r>
+      <w:r>
+        <w:t>ADK Classification showing the Event’s Pipeline (Sample of what happens in Backend)</w:t>
+      </w:r>
+      <w:bookmarkEnd w:id="22"/>
+    </w:p>
+    <w:p>
+      <w:pPr>
+        <w:keepNext/>
+        <w:spacing w:after="0"/>
+        <w:jc w:val="center"/>
+      </w:pPr>
       <w:r>
         <w:rPr>
           <w:noProof/>
         </w:rPr>
+        <w:lastRenderedPageBreak/>
         <w:drawing>
           <wp:inline distT="0" distB="0" distL="0" distR="0" wp14:anchorId="178C076D" wp14:editId="2B9D0A5C">
             <wp:extent cx="6377977" cy="3406684"/>
@@ -2058,19 +5083,40 @@
     </w:p>
     <w:p>
       <w:pPr>
-        <w:rPr>
-          <w:rStyle w:val="SubtleEmphasis"/>
-        </w:rPr>
+        <w:pStyle w:val="Caption"/>
+        <w:jc w:val="center"/>
+      </w:pPr>
+      <w:bookmarkStart w:id="23" w:name="_Toc205484859"/>
+      <w:r>
+        <w:t xml:space="preserve">Figure </w:t>
+      </w:r>
+      <w:fldSimple w:instr=" SEQ Figure \* ARABIC ">
+        <w:r>
+          <w:rPr>
+            <w:noProof/>
+          </w:rPr>
+          <w:t>6</w:t>
+        </w:r>
+      </w:fldSimple>
+      <w:r>
+        <w:t xml:space="preserve">: </w:t>
+      </w:r>
+      <w:r>
+        <w:t>Sample of How the Data Saves on the Firebase Firestore Database</w:t>
+      </w:r>
+      <w:bookmarkEnd w:id="23"/>
+    </w:p>
+    <w:p/>
+    <w:p>
+      <w:pPr>
+        <w:keepNext/>
+        <w:spacing w:after="0"/>
+        <w:jc w:val="center"/>
       </w:pPr>
       <w:r>
         <w:rPr>
           <w:rStyle w:val="SubtleEmphasis"/>
-        </w:rPr>
-        <w:t>Login Authentication powered by Firebase Authentication with Google:</w:t>
-      </w:r>
-      <w:r>
-        <w:rPr>
-          <w:rStyle w:val="SubtleEmphasis"/>
+          <w:noProof/>
         </w:rPr>
         <w:drawing>
           <wp:inline distT="0" distB="0" distL="0" distR="0" wp14:anchorId="6F7B83EA" wp14:editId="7E9C2B46">
@@ -2110,21 +5156,48 @@
       </w:r>
     </w:p>
     <w:p>
-      <w:r>
+      <w:pPr>
+        <w:pStyle w:val="Caption"/>
+        <w:jc w:val="center"/>
         <w:rPr>
           <w:rStyle w:val="SubtleEmphasis"/>
         </w:rPr>
-        <w:lastRenderedPageBreak/>
-        <w:t>User Dashboard:</w:t>
+      </w:pPr>
+      <w:bookmarkStart w:id="24" w:name="_Toc205484860"/>
+      <w:r>
+        <w:t xml:space="preserve">Figure </w:t>
       </w:r>
+      <w:fldSimple w:instr=" SEQ Figure \* ARABIC ">
+        <w:r>
+          <w:rPr>
+            <w:noProof/>
+          </w:rPr>
+          <w:t>7</w:t>
+        </w:r>
+      </w:fldSimple>
+      <w:r>
+        <w:t xml:space="preserve">: </w:t>
+      </w:r>
+      <w:r>
+        <w:t>Login Authentication powered by Firebase Authentication with Google</w:t>
+      </w:r>
+      <w:bookmarkEnd w:id="24"/>
+    </w:p>
+    <w:p>
+      <w:pPr>
+        <w:keepNext/>
+        <w:spacing w:after="0"/>
+        <w:jc w:val="center"/>
+      </w:pPr>
       <w:r>
         <w:rPr>
           <w:noProof/>
         </w:rPr>
+        <w:lastRenderedPageBreak/>
         <w:drawing>
-          <wp:inline distT="0" distB="0" distL="0" distR="0" wp14:anchorId="3454D6F7" wp14:editId="34CC4F7F">
-            <wp:extent cx="6129495" cy="4305878"/>
-            <wp:effectExtent l="0" t="0" r="5080" b="0"/>
+          <wp:inline distT="0" distB="0" distL="0" distR="0" wp14:anchorId="3454D6F7" wp14:editId="73E477BB">
+            <wp:extent cx="6000750" cy="4215437"/>
+            <wp:effectExtent l="0" t="0" r="0" b="0"/>
             <wp:docPr id="1961925310" name="Picture 5" descr="A screenshot of a graph&#10;&#10;AI-generated content may be incorrect."/>
             <wp:cNvGraphicFramePr>
               <a:graphicFrameLocks xmlns:a="http://schemas.openxmlformats.org/drawingml/2006/main" noChangeAspect="1"/>
@@ -2154,7 +5227,7 @@
                   <pic:spPr bwMode="auto">
                     <a:xfrm>
                       <a:off x="0" y="0"/>
-                      <a:ext cx="6174669" cy="4337612"/>
+                      <a:ext cx="6047829" cy="4248509"/>
                     </a:xfrm>
                     <a:prstGeom prst="rect">
                       <a:avLst/>
@@ -2169,20 +5242,45 @@
       </w:r>
     </w:p>
     <w:p>
+      <w:pPr>
+        <w:pStyle w:val="Caption"/>
+        <w:jc w:val="center"/>
+      </w:pPr>
+      <w:bookmarkStart w:id="25" w:name="_Toc205484861"/>
       <w:r>
-        <w:rPr>
-          <w:rStyle w:val="SubtleEmphasis"/>
-        </w:rPr>
-        <w:t>User has Option to Upload Receipt from another Source like this Dashboard:</w:t>
+        <w:t xml:space="preserve">Figure </w:t>
       </w:r>
+      <w:fldSimple w:instr=" SEQ Figure \* ARABIC ">
+        <w:r>
+          <w:rPr>
+            <w:noProof/>
+          </w:rPr>
+          <w:t>8</w:t>
+        </w:r>
+      </w:fldSimple>
+      <w:r>
+        <w:t xml:space="preserve">: </w:t>
+      </w:r>
+      <w:r>
+        <w:t>User Dashboard</w:t>
+      </w:r>
+      <w:bookmarkEnd w:id="25"/>
+    </w:p>
+    <w:p/>
+    <w:p>
+      <w:pPr>
+        <w:keepNext/>
+        <w:spacing w:after="0"/>
+        <w:jc w:val="center"/>
+      </w:pPr>
       <w:r>
         <w:rPr>
           <w:noProof/>
         </w:rPr>
         <w:drawing>
-          <wp:inline distT="0" distB="0" distL="0" distR="0" wp14:anchorId="7C6C5C69" wp14:editId="23D7E360">
-            <wp:extent cx="6182440" cy="3300430"/>
-            <wp:effectExtent l="0" t="0" r="8890" b="0"/>
+          <wp:inline distT="0" distB="0" distL="0" distR="0" wp14:anchorId="7C6C5C69" wp14:editId="031C797E">
+            <wp:extent cx="5934162" cy="3167890"/>
+            <wp:effectExtent l="0" t="0" r="0" b="0"/>
             <wp:docPr id="550447871" name="Picture 4" descr="A screen shot of a computer&#10;&#10;AI-generated content may be incorrect."/>
             <wp:cNvGraphicFramePr>
               <a:graphicFrameLocks xmlns:a="http://schemas.openxmlformats.org/drawingml/2006/main" noChangeAspect="1"/>
@@ -2212,7 +5310,7 @@
                   <pic:spPr bwMode="auto">
                     <a:xfrm>
                       <a:off x="0" y="0"/>
-                      <a:ext cx="6252200" cy="3337671"/>
+                      <a:ext cx="6008488" cy="3207568"/>
                     </a:xfrm>
                     <a:prstGeom prst="rect">
                       <a:avLst/>
@@ -2236,11 +5334,37 @@
     </w:p>
     <w:p>
       <w:pPr>
+        <w:pStyle w:val="Caption"/>
+        <w:jc w:val="center"/>
+      </w:pPr>
+      <w:bookmarkStart w:id="26" w:name="_Toc205484862"/>
+      <w:r>
+        <w:t xml:space="preserve">Figure </w:t>
+      </w:r>
+      <w:fldSimple w:instr=" SEQ Figure \* ARABIC ">
+        <w:r>
+          <w:rPr>
+            <w:noProof/>
+          </w:rPr>
+          <w:t>9</w:t>
+        </w:r>
+      </w:fldSimple>
+      <w:r>
+        <w:t xml:space="preserve">: </w:t>
+      </w:r>
+      <w:r>
+        <w:t>User has Option to Upload Receipt from another Source like this Dashboard</w:t>
+      </w:r>
+      <w:bookmarkEnd w:id="26"/>
+    </w:p>
+    <w:p>
+      <w:pPr>
         <w:pStyle w:val="Heading1"/>
         <w:rPr>
           <w:color w:val="auto"/>
         </w:rPr>
       </w:pPr>
+      <w:bookmarkStart w:id="27" w:name="_Toc205484881"/>
       <w:r>
         <w:rPr>
           <w:color w:val="auto"/>
@@ -2248,6 +5372,7 @@
         <w:lastRenderedPageBreak/>
         <w:t>Ethical Considerations</w:t>
       </w:r>
+      <w:bookmarkEnd w:id="27"/>
     </w:p>
     <w:p>
       <w:proofErr w:type="spellStart"/>
@@ -2266,12 +5391,14 @@
           <w:color w:val="auto"/>
         </w:rPr>
       </w:pPr>
+      <w:bookmarkStart w:id="28" w:name="_Toc205484882"/>
       <w:r>
         <w:rPr>
           <w:color w:val="auto"/>
         </w:rPr>
         <w:t>Conclusion &amp; Future Work</w:t>
       </w:r>
+      <w:bookmarkEnd w:id="28"/>
     </w:p>
     <w:p>
       <w:proofErr w:type="spellStart"/>
@@ -2290,12 +5417,14 @@
           <w:color w:val="auto"/>
         </w:rPr>
       </w:pPr>
+      <w:bookmarkStart w:id="29" w:name="_Toc205484883"/>
       <w:r>
         <w:rPr>
           <w:color w:val="auto"/>
         </w:rPr>
         <w:t>Next Steps</w:t>
       </w:r>
+      <w:bookmarkEnd w:id="29"/>
     </w:p>
     <w:p>
       <w:pPr>
@@ -2404,12 +5533,14 @@
           <w:color w:val="auto"/>
         </w:rPr>
       </w:pPr>
+      <w:bookmarkStart w:id="30" w:name="_Toc205484884"/>
       <w:r>
         <w:rPr>
           <w:color w:val="auto"/>
         </w:rPr>
         <w:t>References</w:t>
       </w:r>
+      <w:bookmarkEnd w:id="30"/>
     </w:p>
     <w:p>
       <w:pPr>
@@ -2485,7 +5616,7 @@
         </w:rPr>
         <w:t xml:space="preserve">Firestore= </w:t>
       </w:r>
-      <w:hyperlink r:id="rId23" w:history="1">
+      <w:hyperlink r:id="rId23" w:anchor="python" w:history="1">
         <w:r>
           <w:rPr>
             <w:rStyle w:val="Hyperlink"/>
@@ -2525,7 +5656,7 @@
     <w:p>
       <w:pPr>
         <w:rPr>
-          <w:lang w:val="fr-FR"/>
+          <w:lang w:val="en-CA"/>
         </w:rPr>
       </w:pPr>
       <w:r>
@@ -2538,23 +5669,13 @@
         <w:rPr>
           <w:i/>
           <w:iCs/>
-          <w:lang w:val="fr-FR"/>
+          <w:lang w:val="en-CA"/>
         </w:rPr>
-        <w:t xml:space="preserve">Document AI </w:t>
+        <w:t>Document AI overview</w:t>
       </w:r>
-      <w:proofErr w:type="spellStart"/>
       <w:r>
         <w:rPr>
-          <w:i/>
-          <w:iCs/>
-          <w:lang w:val="fr-FR"/>
-        </w:rPr>
-        <w:t>overview</w:t>
-      </w:r>
-      <w:proofErr w:type="spellEnd"/>
-      <w:r>
-        <w:rPr>
-          <w:lang w:val="fr-FR"/>
+          <w:lang w:val="en-CA"/>
         </w:rPr>
         <w:t xml:space="preserve">. </w:t>
       </w:r>
@@ -2562,7 +5683,7 @@
         <w:r>
           <w:rPr>
             <w:rStyle w:val="Hyperlink"/>
-            <w:lang w:val="fr-FR"/>
+            <w:lang w:val="en-CA"/>
           </w:rPr>
           <w:t>https://cloud.google.com/document-ai/docs/setup</w:t>
         </w:r>
@@ -2637,15 +5758,28 @@
         </w:rPr>
         <w:t xml:space="preserve">rtex AI Platform= </w:t>
       </w:r>
-      <w:hyperlink r:id="rId27" w:history="1">
-        <w:r>
-          <w:rPr>
-            <w:rStyle w:val="Hyperlink"/>
-            <w:lang w:val="fr-FR"/>
-          </w:rPr>
-          <w:t>https://cloud.google.com/vertex-ai/generative-ai/docs/models</w:t>
-        </w:r>
-      </w:hyperlink>
+      <w:r>
+        <w:fldChar w:fldCharType="begin"/>
+      </w:r>
+      <w:r>
+        <w:rPr>
+          <w:lang w:val="fr-FR"/>
+        </w:rPr>
+        <w:instrText>HYPERLINK "https://cloud.google.com/vertex-ai/generative-ai/docs/models"</w:instrText>
+      </w:r>
+      <w:r>
+        <w:fldChar w:fldCharType="separate"/>
+      </w:r>
+      <w:r>
+        <w:rPr>
+          <w:rStyle w:val="Hyperlink"/>
+          <w:lang w:val="fr-FR"/>
+        </w:rPr>
+        <w:t>https://cloud.google.com/vertex-ai/generative-ai/docs/models</w:t>
+      </w:r>
+      <w:r>
+        <w:fldChar w:fldCharType="end"/>
+      </w:r>
     </w:p>
     <w:p>
       <w:pPr>
@@ -2670,7 +5804,7 @@
         </w:rPr>
         <w:t xml:space="preserve"> Studio= </w:t>
       </w:r>
-      <w:hyperlink r:id="rId28" w:history="1">
+      <w:hyperlink r:id="rId27" w:history="1">
         <w:r>
           <w:rPr>
             <w:rStyle w:val="Hyperlink"/>
@@ -2716,7 +5850,7 @@
         </w:rPr>
         <w:t xml:space="preserve">. </w:t>
       </w:r>
-      <w:hyperlink r:id="rId29" w:tgtFrame="_new" w:history="1">
+      <w:hyperlink r:id="rId28" w:tgtFrame="_new" w:history="1">
         <w:r>
           <w:rPr>
             <w:rStyle w:val="Hyperlink"/>
@@ -2729,6 +5863,12 @@
     <w:sectPr>
       <w:pgSz w:w="12240" w:h="15840"/>
       <w:pgMar w:top="1440" w:right="1440" w:bottom="1440" w:left="1440" w:header="720" w:footer="720" w:gutter="0"/>
+      <w:pgBorders w:offsetFrom="page">
+        <w:top w:val="single" w:sz="4" w:space="24" w:color="auto"/>
+        <w:left w:val="single" w:sz="4" w:space="24" w:color="auto"/>
+        <w:bottom w:val="single" w:sz="4" w:space="24" w:color="auto"/>
+        <w:right w:val="single" w:sz="4" w:space="24" w:color="auto"/>
+      </w:pgBorders>
       <w:pgNumType w:start="0"/>
       <w:cols w:space="720"/>
       <w:titlePg/>
@@ -5875,6 +9015,7 @@
   <w:style w:type="character" w:default="1" w:styleId="DefaultParagraphFont">
     <w:name w:val="Default Paragraph Font"/>
     <w:uiPriority w:val="1"/>
+    <w:semiHidden/>
     <w:unhideWhenUsed/>
   </w:style>
   <w:style w:type="table" w:default="1" w:styleId="TableNormal">
@@ -6445,7 +9586,6 @@
     <w:basedOn w:val="Normal"/>
     <w:next w:val="Normal"/>
     <w:uiPriority w:val="35"/>
-    <w:semiHidden/>
     <w:unhideWhenUsed/>
     <w:qFormat/>
     <w:rsid w:val="00FC693F"/>
@@ -6590,7 +9730,6 @@
     <w:basedOn w:val="Heading1"/>
     <w:next w:val="Normal"/>
     <w:uiPriority w:val="39"/>
-    <w:semiHidden/>
     <w:unhideWhenUsed/>
     <w:qFormat/>
     <w:rsid w:val="00FC693F"/>
@@ -16693,6 +19832,42 @@
       <w:color w:val="8C8C8C" w:themeColor="followedHyperlink"/>
       <w:u w:val="single"/>
     </w:rPr>
+  </w:style>
+  <w:style w:type="paragraph" w:styleId="TOC1">
+    <w:name w:val="toc 1"/>
+    <w:basedOn w:val="Normal"/>
+    <w:next w:val="Normal"/>
+    <w:autoRedefine/>
+    <w:uiPriority w:val="39"/>
+    <w:unhideWhenUsed/>
+    <w:rsid w:val="004A6DB9"/>
+    <w:pPr>
+      <w:spacing w:after="100"/>
+    </w:pPr>
+  </w:style>
+  <w:style w:type="paragraph" w:styleId="TOC2">
+    <w:name w:val="toc 2"/>
+    <w:basedOn w:val="Normal"/>
+    <w:next w:val="Normal"/>
+    <w:autoRedefine/>
+    <w:uiPriority w:val="39"/>
+    <w:unhideWhenUsed/>
+    <w:rsid w:val="004A6DB9"/>
+    <w:pPr>
+      <w:spacing w:after="100"/>
+      <w:ind w:left="220"/>
+    </w:pPr>
+  </w:style>
+  <w:style w:type="paragraph" w:styleId="TableofFigures">
+    <w:name w:val="table of figures"/>
+    <w:basedOn w:val="Normal"/>
+    <w:next w:val="Normal"/>
+    <w:uiPriority w:val="99"/>
+    <w:unhideWhenUsed/>
+    <w:rsid w:val="00610C7E"/>
+    <w:pPr>
+      <w:spacing w:after="0"/>
+    </w:pPr>
   </w:style>
 </w:styles>
 </file>
